--- a/svoyo-delo/대본/2부/07화_Vondzhu_snova.docx
+++ b/svoyo-delo/대본/2부/07화_Vondzhu_snova.docx
@@ -107,7 +107,7 @@
         <w:t xml:space="preserve"> </w:t>
       </w:r>
       <w:r>
-        <w:t xml:space="preserve">- 규칙: 지문 없음. 전 화 100% 「화자명: 대사」. 1턴 15단어 이내 + 긴 턴 10~15회(25~35단어). 문법 초점: 비교(лучше, чем идеально; быстрее), 조건(Если эксперт видит…, он начинает…), 명령형 1인칭 복수(Давай на «ты»).</w:t>
+        <w:t xml:space="preserve">- 규칙: 지문 없음. 전 화 100% 「화자명: 대사」. 1턴 20단어 이내 + 긴 턴 10~15회(30~50단어). 문법 초점: 비교(лучше, чем идеально; быстрее), 조건(Если эксперт видит…, он начинает…), 명령형 1인칭 복수(Давай на «ты»).</w:t>
       </w:r>
       <w:r>
         <w:t xml:space="preserve"> </w:t>
@@ -519,119 +519,119 @@
         <w:pStyle w:val="FirstParagraph"/>
       </w:pPr>
       <w:r>
-        <w:t xml:space="preserve">DOYUN: Восемь пятьдесят пять. Ольга Петровна, добро пожаловать в Вонджу. Первый раз в Корее?</w:t>
-      </w:r>
-    </w:p>
-    <w:p>
-      <w:pPr>
-        <w:pStyle w:val="BodyText"/>
-      </w:pPr>
-      <w:r>
-        <w:t xml:space="preserve">OLGA: Первый. Тринадцать часов в самолёте. Я не курила тринадцать часов. Это рекорд.</w:t>
-      </w:r>
-    </w:p>
-    <w:p>
-      <w:pPr>
-        <w:pStyle w:val="BodyText"/>
-      </w:pPr>
-      <w:r>
-        <w:t xml:space="preserve">DOYUN: Здесь можно курить за воротами. В специальном месте. Президент сам показал, где.</w:t>
-      </w:r>
-    </w:p>
-    <w:p>
-      <w:pPr>
-        <w:pStyle w:val="BodyText"/>
-      </w:pPr>
-      <w:r>
-        <w:t xml:space="preserve">OLGA: Президент знает, что я курю?</w:t>
-      </w:r>
-    </w:p>
-    <w:p>
-      <w:pPr>
-        <w:pStyle w:val="BodyText"/>
-      </w:pPr>
-      <w:r>
-        <w:t xml:space="preserve">DOYUN: Президент знает про ваш балкон. Алексей рассказал. Он приготовил для вас пепельницу. Новую.</w:t>
-      </w:r>
-    </w:p>
-    <w:p>
-      <w:pPr>
-        <w:pStyle w:val="BodyText"/>
-      </w:pPr>
-      <w:r>
-        <w:t xml:space="preserve">OLGA: Это самое внимательное, что для меня делал производитель за двадцать лет.</w:t>
-      </w:r>
-    </w:p>
-    <w:p>
-      <w:pPr>
-        <w:pStyle w:val="BodyText"/>
-      </w:pPr>
-      <w:r>
-        <w:t xml:space="preserve">ALEKSEY: Я предупреждал. Здесь думают о мелочах.</w:t>
-      </w:r>
-    </w:p>
-    <w:p>
-      <w:pPr>
-        <w:pStyle w:val="BodyText"/>
-      </w:pPr>
-      <w:r>
-        <w:t xml:space="preserve">OLGA: Посмотрим. Где у них пол?</w:t>
-      </w:r>
-    </w:p>
-    <w:p>
-      <w:pPr>
-        <w:pStyle w:val="BodyText"/>
-      </w:pPr>
-      <w:r>
-        <w:t xml:space="preserve">DOYUN: Пол везде. Его моют каждые четыре часа. Хотите посмотреть журнал?</w:t>
-      </w:r>
-    </w:p>
-    <w:p>
-      <w:pPr>
-        <w:pStyle w:val="BodyText"/>
-      </w:pPr>
-      <w:r>
-        <w:t xml:space="preserve">OLGA: Хочу. Но не журнал пола. Журнал стабильности. Оригиналы. Десятилетней давности.</w:t>
-      </w:r>
-    </w:p>
-    <w:p>
-      <w:pPr>
-        <w:pStyle w:val="BodyText"/>
-      </w:pPr>
-      <w:r>
-        <w:t xml:space="preserve">DOYUN: Госпожа Чон приготовила. Две коробки. Она ждёт с семи утра.</w:t>
-      </w:r>
-    </w:p>
-    <w:p>
-      <w:pPr>
-        <w:pStyle w:val="BodyText"/>
-      </w:pPr>
-      <w:r>
-        <w:t xml:space="preserve">OLGA: С семи? Тогда она такая же, как я. Это опасно.</w:t>
-      </w:r>
-    </w:p>
-    <w:p>
-      <w:pPr>
-        <w:pStyle w:val="BodyText"/>
-      </w:pPr>
-      <w:r>
-        <w:t xml:space="preserve">ALEKSEY: Почему опасно?</w:t>
-      </w:r>
-    </w:p>
-    <w:p>
-      <w:pPr>
-        <w:pStyle w:val="BodyText"/>
-      </w:pPr>
-      <w:r>
-        <w:t xml:space="preserve">OLGA: Два регистратора в одной комнате — как две кошки на балконе.</w:t>
-      </w:r>
-    </w:p>
-    <w:p>
-      <w:pPr>
-        <w:pStyle w:val="BodyText"/>
-      </w:pPr>
-      <w:r>
-        <w:t xml:space="preserve">DOYUN: Подерутся или подружатся? Я ставлю на «подружатся». Президент тоже. Мы спорили на кофе.</w:t>
+        <w:t xml:space="preserve">DOYUN: Восемь пятьдесят пять. Ольга Петровна, добро пожаловать в Вонджу! Вы первый раз в Корее?</w:t>
+      </w:r>
+    </w:p>
+    <w:p>
+      <w:pPr>
+        <w:pStyle w:val="BodyText"/>
+      </w:pPr>
+      <w:r>
+        <w:t xml:space="preserve">OLGA: Да, первый. Тринадцать часов в самолёте, и я не курила все тринадцать часов. Это мой личный рекорд.</w:t>
+      </w:r>
+    </w:p>
+    <w:p>
+      <w:pPr>
+        <w:pStyle w:val="BodyText"/>
+      </w:pPr>
+      <w:r>
+        <w:t xml:space="preserve">DOYUN: Здесь можно курить за воротами, в специальном месте. Президент сам показал мне, где это.</w:t>
+      </w:r>
+    </w:p>
+    <w:p>
+      <w:pPr>
+        <w:pStyle w:val="BodyText"/>
+      </w:pPr>
+      <w:r>
+        <w:t xml:space="preserve">OLGA: Подождите, а откуда президент знает, что я курю?</w:t>
+      </w:r>
+    </w:p>
+    <w:p>
+      <w:pPr>
+        <w:pStyle w:val="BodyText"/>
+      </w:pPr>
+      <w:r>
+        <w:t xml:space="preserve">DOYUN: Президент знает про ваш балкон, потому что Алексей рассказал. Он даже приготовил для вас новую пепельницу.</w:t>
+      </w:r>
+    </w:p>
+    <w:p>
+      <w:pPr>
+        <w:pStyle w:val="BodyText"/>
+      </w:pPr>
+      <w:r>
+        <w:t xml:space="preserve">OLGA: Это самое внимательное, что для меня делал производитель за двадцать лет работы.</w:t>
+      </w:r>
+    </w:p>
+    <w:p>
+      <w:pPr>
+        <w:pStyle w:val="BodyText"/>
+      </w:pPr>
+      <w:r>
+        <w:t xml:space="preserve">ALEKSEY: Я же вас предупреждал, Ольга Петровна: здесь думают о мелочах.</w:t>
+      </w:r>
+    </w:p>
+    <w:p>
+      <w:pPr>
+        <w:pStyle w:val="BodyText"/>
+      </w:pPr>
+      <w:r>
+        <w:t xml:space="preserve">OLGA: Посмотрим, посмотрим. А где у них знаменитый пол, о котором вы столько рассказывали?</w:t>
+      </w:r>
+    </w:p>
+    <w:p>
+      <w:pPr>
+        <w:pStyle w:val="BodyText"/>
+      </w:pPr>
+      <w:r>
+        <w:t xml:space="preserve">DOYUN: Пол здесь везде, и его моют каждые четыре часа. Хотите посмотреть журнал мытья?</w:t>
+      </w:r>
+    </w:p>
+    <w:p>
+      <w:pPr>
+        <w:pStyle w:val="BodyText"/>
+      </w:pPr>
+      <w:r>
+        <w:t xml:space="preserve">OLGA: Хочу, но не журнал пола, а журнал стабильности. Оригиналы, десятилетней давности.</w:t>
+      </w:r>
+    </w:p>
+    <w:p>
+      <w:pPr>
+        <w:pStyle w:val="BodyText"/>
+      </w:pPr>
+      <w:r>
+        <w:t xml:space="preserve">DOYUN: Госпожа Чон уже всё приготовила: две коробки. Она ждёт вас с семи утра.</w:t>
+      </w:r>
+    </w:p>
+    <w:p>
+      <w:pPr>
+        <w:pStyle w:val="BodyText"/>
+      </w:pPr>
+      <w:r>
+        <w:t xml:space="preserve">OLGA: С семи утра? Тогда она точно такая же, как я, и это опасно.</w:t>
+      </w:r>
+    </w:p>
+    <w:p>
+      <w:pPr>
+        <w:pStyle w:val="BodyText"/>
+      </w:pPr>
+      <w:r>
+        <w:t xml:space="preserve">ALEKSEY: А почему это опасно? Мне кажется, наоборот, вам будет легко.</w:t>
+      </w:r>
+    </w:p>
+    <w:p>
+      <w:pPr>
+        <w:pStyle w:val="BodyText"/>
+      </w:pPr>
+      <w:r>
+        <w:t xml:space="preserve">OLGA: Потому что два регистратора в одной комнате — как две кошки на одном балконе.</w:t>
+      </w:r>
+    </w:p>
+    <w:p>
+      <w:pPr>
+        <w:pStyle w:val="BodyText"/>
+      </w:pPr>
+      <w:r>
+        <w:t xml:space="preserve">DOYUN: Подерутся или подружатся? Я ставлю на «подружатся», и президент тоже. Мы с ним поспорили на кофе.</w:t>
       </w:r>
     </w:p>
     <w:bookmarkEnd w:id="21"/>
@@ -649,199 +649,199 @@
         <w:pStyle w:val="FirstParagraph"/>
       </w:pPr>
       <w:r>
-        <w:t xml:space="preserve">SOHEE: Ольга Петровна. Наконец. Вот. Две коробки. Партии десятилетней давности. Оригиналы.</w:t>
-      </w:r>
-    </w:p>
-    <w:p>
-      <w:pPr>
-        <w:pStyle w:val="BodyText"/>
-      </w:pPr>
-      <w:r>
-        <w:t xml:space="preserve">OLGA: Госпожа Чон. Спасибо, что ждали с семи. Можно сразу работать?</w:t>
-      </w:r>
-    </w:p>
-    <w:p>
-      <w:pPr>
-        <w:pStyle w:val="BodyText"/>
-      </w:pPr>
-      <w:r>
-        <w:t xml:space="preserve">SOHEE: Можно. Работать — хорошо. Разговаривать — потом.</w:t>
-      </w:r>
-    </w:p>
-    <w:p>
-      <w:pPr>
-        <w:pStyle w:val="BodyText"/>
-      </w:pPr>
-      <w:r>
-        <w:t xml:space="preserve">OLGA: Мне нравится. Начинаем. Журнал стабильности. Партия один. Месяц ноль, три, шесть, двенадцать… тридцать шесть.</w:t>
-      </w:r>
-    </w:p>
-    <w:p>
-      <w:pPr>
-        <w:pStyle w:val="BodyText"/>
-      </w:pPr>
-      <w:r>
-        <w:t xml:space="preserve">SOHEE: Всё есть. Каждая точка — подпись аналитика и подпись проверяющего.</w:t>
-      </w:r>
-    </w:p>
-    <w:p>
-      <w:pPr>
-        <w:pStyle w:val="BodyText"/>
-      </w:pPr>
-      <w:r>
-        <w:t xml:space="preserve">OLGA: Вижу. Красиво. Месяц двадцать четыре. А здесь подпись проверяющего — пустая.</w:t>
-      </w:r>
-    </w:p>
-    <w:p>
-      <w:pPr>
-        <w:pStyle w:val="BodyText"/>
-      </w:pPr>
-      <w:r>
-        <w:t xml:space="preserve">SOHEE: Пустая? Покажите. Ой. Правда. Девять лет назад.</w:t>
-      </w:r>
-    </w:p>
-    <w:p>
-      <w:pPr>
-        <w:pStyle w:val="BodyText"/>
-      </w:pPr>
-      <w:r>
-        <w:t xml:space="preserve">ALEKSEY: Это плохо?</w:t>
-      </w:r>
-    </w:p>
-    <w:p>
-      <w:pPr>
-        <w:pStyle w:val="BodyText"/>
-      </w:pPr>
-      <w:r>
-        <w:t xml:space="preserve">OLGA: Это вопрос. Плохо или нет — зависит от следующей страницы. Госпожа Чон, есть отчёт об отклонении?</w:t>
-      </w:r>
-    </w:p>
-    <w:p>
-      <w:pPr>
-        <w:pStyle w:val="BodyText"/>
-      </w:pPr>
-      <w:r>
-        <w:t xml:space="preserve">SOHEE: Минуту. Да. Вот. Отклонение номер сто двенадцать. Проверяющий был в больнице. Подписал через три дня. Здесь объяснение и подпись. Всё записано у нас по правилам, как положено.</w:t>
-      </w:r>
-    </w:p>
-    <w:p>
-      <w:pPr>
-        <w:pStyle w:val="BodyText"/>
-      </w:pPr>
-      <w:r>
-        <w:t xml:space="preserve">OLGA: Вот. Это и есть разница между хорошим и плохим производителем. Ошибка есть у всех. У хорошего она записана. Эксперт это знает лучше нас всех, поверьте мне.</w:t>
-      </w:r>
-    </w:p>
-    <w:p>
-      <w:pPr>
-        <w:pStyle w:val="BodyText"/>
-      </w:pPr>
-      <w:r>
-        <w:t xml:space="preserve">SOHEE: Как журнал брака. Только в бумаге.</w:t>
-      </w:r>
-    </w:p>
-    <w:p>
-      <w:pPr>
-        <w:pStyle w:val="BodyText"/>
-      </w:pPr>
-      <w:r>
-        <w:t xml:space="preserve">OLGA: Как журнал брака. Эксперт найдёт пустую подпись за минуту. А мы покажем ему отклонение сто двенадцать за две. Разница — одна минута и вся наша репутация.</w:t>
-      </w:r>
-    </w:p>
-    <w:p>
-      <w:pPr>
-        <w:pStyle w:val="BodyText"/>
-      </w:pPr>
-      <w:r>
-        <w:t xml:space="preserve">DOYUN: Госпожа Чон спрашивает: вы так находите всё за пять минут?</w:t>
-      </w:r>
-    </w:p>
-    <w:p>
-      <w:pPr>
-        <w:pStyle w:val="BodyText"/>
-      </w:pPr>
-      <w:r>
-        <w:t xml:space="preserve">OLGA: Двадцать лет учусь. Первые десять находила за час.</w:t>
-      </w:r>
-    </w:p>
-    <w:p>
-      <w:pPr>
-        <w:pStyle w:val="BodyText"/>
-      </w:pPr>
-      <w:r>
-        <w:t xml:space="preserve">SOHEE: Я — пятнадцать лет. Нахожу за полчаса. Вы быстрее.</w:t>
-      </w:r>
-    </w:p>
-    <w:p>
-      <w:pPr>
-        <w:pStyle w:val="BodyText"/>
-      </w:pPr>
-      <w:r>
-        <w:t xml:space="preserve">OLGA: Я старше. Это нечестное преимущество.</w:t>
-      </w:r>
-    </w:p>
-    <w:p>
-      <w:pPr>
-        <w:pStyle w:val="BodyText"/>
-      </w:pPr>
-      <w:r>
-        <w:t xml:space="preserve">ALEKSEY: Можно я спрошу? Что вы ещё ищете?</w:t>
-      </w:r>
-    </w:p>
-    <w:p>
-      <w:pPr>
-        <w:pStyle w:val="BodyText"/>
-      </w:pPr>
-      <w:r>
-        <w:t xml:space="preserve">OLGA: Я ищу то, что эксперт может назвать «недостоверными данными». Подчистки. Разные чернила в одной строке. Даты, которые прыгают назад. Всё это я видела за двадцать лет.</w:t>
-      </w:r>
-    </w:p>
-    <w:p>
-      <w:pPr>
-        <w:pStyle w:val="BodyText"/>
-      </w:pPr>
-      <w:r>
-        <w:t xml:space="preserve">SOHEE: У нас такого нет. Я проверяла. Три раза.</w:t>
-      </w:r>
-    </w:p>
-    <w:p>
-      <w:pPr>
-        <w:pStyle w:val="BodyText"/>
-      </w:pPr>
-      <w:r>
-        <w:t xml:space="preserve">OLGA: Верю. Но я проверю четвёртый. Не обижайтесь. Это не про вас. Это про эксперта.</w:t>
-      </w:r>
-    </w:p>
-    <w:p>
-      <w:pPr>
-        <w:pStyle w:val="BodyText"/>
-      </w:pPr>
-      <w:r>
-        <w:t xml:space="preserve">SOHEE: Не обижаюсь. Я тоже так делаю. С поставщиками порошка.</w:t>
-      </w:r>
-    </w:p>
-    <w:p>
-      <w:pPr>
-        <w:pStyle w:val="BodyText"/>
-      </w:pPr>
-      <w:r>
-        <w:t xml:space="preserve">OLGA: Значит, мы одной профессии. Рассказать, как я проверила Ирину Белову?</w:t>
-      </w:r>
-    </w:p>
-    <w:p>
-      <w:pPr>
-        <w:pStyle w:val="BodyText"/>
-      </w:pPr>
-      <w:r>
-        <w:t xml:space="preserve">SOHEE: Ирины-сси? Она аудитор. Её нельзя проверить.</w:t>
-      </w:r>
-    </w:p>
-    <w:p>
-      <w:pPr>
-        <w:pStyle w:val="BodyText"/>
-      </w:pPr>
-      <w:r>
-        <w:t xml:space="preserve">OLGA: Можно. Она нашла мою ошибку. А я через год нашла её. Одну запятую в отчёте. Она три дня со мной не разговаривала. Теперь мы квиты, и дружим.</w:t>
+        <w:t xml:space="preserve">SOHEE: Ольга Петровна, наконец-то вы здесь! Вот две коробки: партии десятилетней давности, все оригиналы.</w:t>
+      </w:r>
+    </w:p>
+    <w:p>
+      <w:pPr>
+        <w:pStyle w:val="BodyText"/>
+      </w:pPr>
+      <w:r>
+        <w:t xml:space="preserve">OLGA: Госпожа Чон, спасибо, что ждали меня с семи. Можно мы сразу начнём работать?</w:t>
+      </w:r>
+    </w:p>
+    <w:p>
+      <w:pPr>
+        <w:pStyle w:val="BodyText"/>
+      </w:pPr>
+      <w:r>
+        <w:t xml:space="preserve">SOHEE: Можно. Работать — это хорошо, а разговаривать будем потом.</w:t>
+      </w:r>
+    </w:p>
+    <w:p>
+      <w:pPr>
+        <w:pStyle w:val="BodyText"/>
+      </w:pPr>
+      <w:r>
+        <w:t xml:space="preserve">OLGA: Мне это нравится. Начинаем: журнал стабильности, партия один. Месяц ноль, три, шесть, двенадцать… тридцать шесть.</w:t>
+      </w:r>
+    </w:p>
+    <w:p>
+      <w:pPr>
+        <w:pStyle w:val="BodyText"/>
+      </w:pPr>
+      <w:r>
+        <w:t xml:space="preserve">SOHEE: Здесь всё есть. В каждой точке стоит подпись аналитика и подпись проверяющего.</w:t>
+      </w:r>
+    </w:p>
+    <w:p>
+      <w:pPr>
+        <w:pStyle w:val="BodyText"/>
+      </w:pPr>
+      <w:r>
+        <w:t xml:space="preserve">OLGA: Вижу, очень аккуратно. Месяц двадцать четыре… А здесь подпись проверяющего пустая.</w:t>
+      </w:r>
+    </w:p>
+    <w:p>
+      <w:pPr>
+        <w:pStyle w:val="BodyText"/>
+      </w:pPr>
+      <w:r>
+        <w:t xml:space="preserve">SOHEE: Пустая? Покажите, пожалуйста. Ой, правда. Это было девять лет назад.</w:t>
+      </w:r>
+    </w:p>
+    <w:p>
+      <w:pPr>
+        <w:pStyle w:val="BodyText"/>
+      </w:pPr>
+      <w:r>
+        <w:t xml:space="preserve">ALEKSEY: А это плохо? Эксперт может из-за этого отказать?</w:t>
+      </w:r>
+    </w:p>
+    <w:p>
+      <w:pPr>
+        <w:pStyle w:val="BodyText"/>
+      </w:pPr>
+      <w:r>
+        <w:t xml:space="preserve">OLGA: Это вопрос. Плохо это или нет, зависит от следующей страницы. Госпожа Чон, у вас есть отчёт об отклонении?</w:t>
+      </w:r>
+    </w:p>
+    <w:p>
+      <w:pPr>
+        <w:pStyle w:val="BodyText"/>
+      </w:pPr>
+      <w:r>
+        <w:t xml:space="preserve">SOHEE: Минуту… Да, вот он: отклонение номер сто двенадцать. Проверяющий тогда был в больнице и подписал через три дня. Здесь есть объяснение и подпись. Всё записано у нас по правилам, как положено, и ничего не исправлено задним числом.</w:t>
+      </w:r>
+    </w:p>
+    <w:p>
+      <w:pPr>
+        <w:pStyle w:val="BodyText"/>
+      </w:pPr>
+      <w:r>
+        <w:t xml:space="preserve">OLGA: Вот. Это и есть разница между хорошим и плохим производителем. Ошибки есть у всех, но у хорошего производителя они записаны. Эксперт это знает лучше нас всех, поверьте мне, и смотрит именно на это.</w:t>
+      </w:r>
+    </w:p>
+    <w:p>
+      <w:pPr>
+        <w:pStyle w:val="BodyText"/>
+      </w:pPr>
+      <w:r>
+        <w:t xml:space="preserve">SOHEE: Это как журнал брака, только не на заводе, а в бумаге.</w:t>
+      </w:r>
+    </w:p>
+    <w:p>
+      <w:pPr>
+        <w:pStyle w:val="BodyText"/>
+      </w:pPr>
+      <w:r>
+        <w:t xml:space="preserve">OLGA: Да, как журнал брака. Эксперт найдёт пустую подпись за минуту, а мы покажем ему отклонение сто двенадцать за две. Разница всего в одну минуту, но от неё зависит вся наша репутация.</w:t>
+      </w:r>
+    </w:p>
+    <w:p>
+      <w:pPr>
+        <w:pStyle w:val="BodyText"/>
+      </w:pPr>
+      <w:r>
+        <w:t xml:space="preserve">DOYUN: Госпожа Чон спрашивает: вы всегда находите всё так быстро, за пять минут?</w:t>
+      </w:r>
+    </w:p>
+    <w:p>
+      <w:pPr>
+        <w:pStyle w:val="BodyText"/>
+      </w:pPr>
+      <w:r>
+        <w:t xml:space="preserve">OLGA: Я учусь этому двадцать лет. А первые десять лет находила за час.</w:t>
+      </w:r>
+    </w:p>
+    <w:p>
+      <w:pPr>
+        <w:pStyle w:val="BodyText"/>
+      </w:pPr>
+      <w:r>
+        <w:t xml:space="preserve">SOHEE: А я учусь пятнадцать лет и нахожу за полчаса. Вы быстрее меня.</w:t>
+      </w:r>
+    </w:p>
+    <w:p>
+      <w:pPr>
+        <w:pStyle w:val="BodyText"/>
+      </w:pPr>
+      <w:r>
+        <w:t xml:space="preserve">OLGA: Просто я старше, а это нечестное преимущество.</w:t>
+      </w:r>
+    </w:p>
+    <w:p>
+      <w:pPr>
+        <w:pStyle w:val="BodyText"/>
+      </w:pPr>
+      <w:r>
+        <w:t xml:space="preserve">ALEKSEY: Можно я спрошу? Что ещё вы ищете в этих журналах?</w:t>
+      </w:r>
+    </w:p>
+    <w:p>
+      <w:pPr>
+        <w:pStyle w:val="BodyText"/>
+      </w:pPr>
+      <w:r>
+        <w:t xml:space="preserve">OLGA: Я ищу то, что эксперт может назвать «недостоверными данными»: подчистки, разные чернила в одной строке и даты, которые прыгают назад. Всё это я видела за двадцать лет, и не один раз.</w:t>
+      </w:r>
+    </w:p>
+    <w:p>
+      <w:pPr>
+        <w:pStyle w:val="BodyText"/>
+      </w:pPr>
+      <w:r>
+        <w:t xml:space="preserve">SOHEE: У нас такого нет. Я проверяла всё сама, три раза подряд.</w:t>
+      </w:r>
+    </w:p>
+    <w:p>
+      <w:pPr>
+        <w:pStyle w:val="BodyText"/>
+      </w:pPr>
+      <w:r>
+        <w:t xml:space="preserve">OLGA: Верю. Но я проверю в четвёртый раз, не обижайтесь. Это не про вас, это про эксперта.</w:t>
+      </w:r>
+    </w:p>
+    <w:p>
+      <w:pPr>
+        <w:pStyle w:val="BodyText"/>
+      </w:pPr>
+      <w:r>
+        <w:t xml:space="preserve">SOHEE: Я не обижаюсь, я сама так делаю со своими поставщиками порошка.</w:t>
+      </w:r>
+    </w:p>
+    <w:p>
+      <w:pPr>
+        <w:pStyle w:val="BodyText"/>
+      </w:pPr>
+      <w:r>
+        <w:t xml:space="preserve">OLGA: Значит, мы с вами одной профессии. Хотите, расскажу, как я проверила Ирину Белову?</w:t>
+      </w:r>
+    </w:p>
+    <w:p>
+      <w:pPr>
+        <w:pStyle w:val="BodyText"/>
+      </w:pPr>
+      <w:r>
+        <w:t xml:space="preserve">SOHEE: Ирину-сси? Но ведь она аудитор, её проверить нельзя.</w:t>
+      </w:r>
+    </w:p>
+    <w:p>
+      <w:pPr>
+        <w:pStyle w:val="BodyText"/>
+      </w:pPr>
+      <w:r>
+        <w:t xml:space="preserve">OLGA: Можно. Сначала она нашла мою ошибку, а через год я нашла её ошибку: одну запятую в отчёте. Она три дня со мной не разговаривала. Теперь мы квиты и дружим, хотя иногда до сих пор спорим из-за запятых.</w:t>
       </w:r>
     </w:p>
     <w:p>
@@ -857,71 +857,71 @@
         <w:pStyle w:val="BodyText"/>
       </w:pPr>
       <w:r>
-        <w:t xml:space="preserve">OLGA: Не злопамятные. Аккуратные. Это одно и то же, если смотреть со стороны.</w:t>
-      </w:r>
-    </w:p>
-    <w:p>
-      <w:pPr>
-        <w:pStyle w:val="BodyText"/>
-      </w:pPr>
-      <w:r>
-        <w:t xml:space="preserve">SOHEE: Ольга Петровна, ещё вопрос. Аудит в марте. Сертификат. Письмо эксперту — я написала. Проверите?</w:t>
-      </w:r>
-    </w:p>
-    <w:p>
-      <w:pPr>
-        <w:pStyle w:val="BodyText"/>
-      </w:pPr>
-      <w:r>
-        <w:t xml:space="preserve">OLGA: Проверю. Но сначала скажите: кто аудитор? Та же организация?</w:t>
-      </w:r>
-    </w:p>
-    <w:p>
-      <w:pPr>
-        <w:pStyle w:val="BodyText"/>
-      </w:pPr>
-      <w:r>
-        <w:t xml:space="preserve">SOHEE: Та же. Немецкая. Восемнадцать лет.</w:t>
-      </w:r>
-    </w:p>
-    <w:p>
-      <w:pPr>
-        <w:pStyle w:val="BodyText"/>
-      </w:pPr>
-      <w:r>
-        <w:t xml:space="preserve">OLGA: Хорошо. Тогда пишем имя организации, дату аудита и номер старого сертификата. Три строки. Не больше.</w:t>
-      </w:r>
-    </w:p>
-    <w:p>
-      <w:pPr>
-        <w:pStyle w:val="BodyText"/>
-      </w:pPr>
-      <w:r>
-        <w:t xml:space="preserve">SOHEE: Почему не больше?</w:t>
-      </w:r>
-    </w:p>
-    <w:p>
-      <w:pPr>
-        <w:pStyle w:val="BodyText"/>
-      </w:pPr>
-      <w:r>
-        <w:t xml:space="preserve">OLGA: Потому что длинное письмо эксперт читает как оправдание. Короткое — как информацию.</w:t>
-      </w:r>
-    </w:p>
-    <w:p>
-      <w:pPr>
-        <w:pStyle w:val="BodyText"/>
-      </w:pPr>
-      <w:r>
-        <w:t xml:space="preserve">SOHEE: Короткое — как информацию. Я запишу. Это для меня новое.</w:t>
-      </w:r>
-    </w:p>
-    <w:p>
-      <w:pPr>
-        <w:pStyle w:val="BodyText"/>
-      </w:pPr>
-      <w:r>
-        <w:t xml:space="preserve">DOYUN: Кажется, я выиграл кофе. Они подружились.</w:t>
+        <w:t xml:space="preserve">OLGA: Не злопамятные, а аккуратные. Хотя со стороны это одно и то же.</w:t>
+      </w:r>
+    </w:p>
+    <w:p>
+      <w:pPr>
+        <w:pStyle w:val="BodyText"/>
+      </w:pPr>
+      <w:r>
+        <w:t xml:space="preserve">SOHEE: Ольга Петровна, у меня ещё вопрос. В марте аудит и новый сертификат. Я написала письмо эксперту. Проверите его?</w:t>
+      </w:r>
+    </w:p>
+    <w:p>
+      <w:pPr>
+        <w:pStyle w:val="BodyText"/>
+      </w:pPr>
+      <w:r>
+        <w:t xml:space="preserve">OLGA: Проверю. Но сначала скажите: кто будет аудитором? Та же организация, что и раньше?</w:t>
+      </w:r>
+    </w:p>
+    <w:p>
+      <w:pPr>
+        <w:pStyle w:val="BodyText"/>
+      </w:pPr>
+      <w:r>
+        <w:t xml:space="preserve">SOHEE: Та же, немецкая. Мы работаем с ней уже восемнадцать лет.</w:t>
+      </w:r>
+    </w:p>
+    <w:p>
+      <w:pPr>
+        <w:pStyle w:val="BodyText"/>
+      </w:pPr>
+      <w:r>
+        <w:t xml:space="preserve">OLGA: Хорошо. Тогда пишем имя организации, дату аудита и номер старого сертификата. Три строки и не больше.</w:t>
+      </w:r>
+    </w:p>
+    <w:p>
+      <w:pPr>
+        <w:pStyle w:val="BodyText"/>
+      </w:pPr>
+      <w:r>
+        <w:t xml:space="preserve">SOHEE: А почему не больше? Мне казалось, что эксперту нужно объяснить подробнее.</w:t>
+      </w:r>
+    </w:p>
+    <w:p>
+      <w:pPr>
+        <w:pStyle w:val="BodyText"/>
+      </w:pPr>
+      <w:r>
+        <w:t xml:space="preserve">OLGA: Потому что длинное письмо эксперт читает как оправдание, а короткое — как информацию.</w:t>
+      </w:r>
+    </w:p>
+    <w:p>
+      <w:pPr>
+        <w:pStyle w:val="BodyText"/>
+      </w:pPr>
+      <w:r>
+        <w:t xml:space="preserve">SOHEE: «Короткое — как информацию». Я это запишу, потому что для меня это новое.</w:t>
+      </w:r>
+    </w:p>
+    <w:p>
+      <w:pPr>
+        <w:pStyle w:val="BodyText"/>
+      </w:pPr>
+      <w:r>
+        <w:t xml:space="preserve">DOYUN: Кажется, кофе выиграл я. Смотрите, они уже подружились.</w:t>
       </w:r>
     </w:p>
     <w:bookmarkEnd w:id="22"/>
@@ -939,7 +939,7 @@
         <w:pStyle w:val="FirstParagraph"/>
       </w:pPr>
       <w:r>
-        <w:t xml:space="preserve">ALEKSEY: Господин президент, это Ольга Петровна. Наш регистратор.</w:t>
+        <w:t xml:space="preserve">ALEKSEY: Господин президент, позвольте представить: это Ольга Петровна, наш регистратор.</w:t>
       </w:r>
     </w:p>
     <w:p>
@@ -955,223 +955,223 @@
         <w:pStyle w:val="BodyText"/>
       </w:pPr>
       <w:r>
-        <w:t xml:space="preserve">OLGA: Здравствуйте, господин президент. Пол я видела. Чистый. Журнал стабильности — тоже чистый. Почти.</w:t>
-      </w:r>
-    </w:p>
-    <w:p>
-      <w:pPr>
-        <w:pStyle w:val="BodyText"/>
-      </w:pPr>
-      <w:r>
-        <w:t xml:space="preserve">DOYUN: Он спрашивает: «Почти»?</w:t>
-      </w:r>
-    </w:p>
-    <w:p>
-      <w:pPr>
-        <w:pStyle w:val="BodyText"/>
-      </w:pPr>
-      <w:r>
-        <w:t xml:space="preserve">OLGA: Одна пустая подпись девятилетней давности. С отклонением сто двенадцать. Это лучше, чем идеально.</w:t>
-      </w:r>
-    </w:p>
-    <w:p>
-      <w:pPr>
-        <w:pStyle w:val="BodyText"/>
-      </w:pPr>
-      <w:r>
-        <w:t xml:space="preserve">DOYUN: Он говорит: «Почему лучше, чем идеально?»</w:t>
-      </w:r>
-    </w:p>
-    <w:p>
-      <w:pPr>
-        <w:pStyle w:val="BodyText"/>
-      </w:pPr>
-      <w:r>
-        <w:t xml:space="preserve">OLGA: Идеальных журналов не бывает. Идеальный журнал эксперт начинает проверять вдвойне.</w:t>
-      </w:r>
-    </w:p>
-    <w:p>
-      <w:pPr>
-        <w:pStyle w:val="BodyText"/>
-      </w:pPr>
-      <w:r>
-        <w:t xml:space="preserve">DOYUN: Президент смеётся. Он говорит, что его мать говорила то же про больничные журналы.</w:t>
-      </w:r>
-    </w:p>
-    <w:p>
-      <w:pPr>
-        <w:pStyle w:val="BodyText"/>
-      </w:pPr>
-      <w:r>
-        <w:t xml:space="preserve">ALEKSEY: Господин президент, это бабушкин тонометр? На столе?</w:t>
-      </w:r>
-    </w:p>
-    <w:p>
-      <w:pPr>
-        <w:pStyle w:val="BodyText"/>
-      </w:pPr>
-      <w:r>
-        <w:t xml:space="preserve">DOYUN: Её. Каждое утро. Сто тридцать на восемьдесят. «Давление в норме. Пол чистый».</w:t>
-      </w:r>
-    </w:p>
-    <w:p>
-      <w:pPr>
-        <w:pStyle w:val="BodyText"/>
-      </w:pPr>
-      <w:r>
-        <w:t xml:space="preserve">ALEKSEY: Передам. Она будет рада. Она меряет у соседки Зины.</w:t>
-      </w:r>
-    </w:p>
-    <w:p>
-      <w:pPr>
-        <w:pStyle w:val="BodyText"/>
-      </w:pPr>
-      <w:r>
-        <w:t xml:space="preserve">DOYUN: Он спрашивает про досье. Когда подаёте?</w:t>
-      </w:r>
-    </w:p>
-    <w:p>
-      <w:pPr>
-        <w:pStyle w:val="BodyText"/>
-      </w:pPr>
-      <w:r>
-        <w:t xml:space="preserve">OLGA: Двадцатого ноября. Через две недели. Резюме исправлено. Узелки — на месте. Тонкая кожа — отдельным пунктом.</w:t>
-      </w:r>
-    </w:p>
-    <w:p>
-      <w:pPr>
-        <w:pStyle w:val="BodyText"/>
-      </w:pPr>
-      <w:r>
-        <w:t xml:space="preserve">DOYUN: Он спрашивает: «А касса? Ирина-сси что говорит?»</w:t>
-      </w:r>
-    </w:p>
-    <w:p>
-      <w:pPr>
-        <w:pStyle w:val="BodyText"/>
-      </w:pPr>
-      <w:r>
-        <w:t xml:space="preserve">ALEKSEY: Можно честно, господин президент?</w:t>
-      </w:r>
-    </w:p>
-    <w:p>
-      <w:pPr>
-        <w:pStyle w:val="BodyText"/>
-      </w:pPr>
-      <w:r>
-        <w:t xml:space="preserve">DOYUN: Он говорит: «Только честно. Другое я не перевожу». Это я добавил. Но он кивнул.</w:t>
-      </w:r>
-    </w:p>
-    <w:p>
-      <w:pPr>
-        <w:pStyle w:val="BodyText"/>
-      </w:pPr>
-      <w:r>
-        <w:t xml:space="preserve">ALEKSEY: В декабре касса будет пустая. Ноль. До регистрации — десять месяцев без денег. Мы ищем инвестора.</w:t>
-      </w:r>
-    </w:p>
-    <w:p>
-      <w:pPr>
-        <w:pStyle w:val="BodyText"/>
-      </w:pPr>
-      <w:r>
-        <w:t xml:space="preserve">DOYUN: Он молчит. Потом говорит: «Спасибо, что сказали сами. Не через полгода».</w:t>
-      </w:r>
-    </w:p>
-    <w:p>
-      <w:pPr>
-        <w:pStyle w:val="BodyText"/>
-      </w:pPr>
-      <w:r>
-        <w:t xml:space="preserve">ALEKSEY: Мы научились. Таблица с дырой лучше, чем красивая.</w:t>
-      </w:r>
-    </w:p>
-    <w:p>
-      <w:pPr>
-        <w:pStyle w:val="BodyText"/>
-      </w:pPr>
-      <w:r>
-        <w:t xml:space="preserve">DOYUN: Он говорит: «Деньги — ваша работа. Не моя. Если я дам вам деньги, я стану вашим хозяином. А мне нужен партнёр, а не работник». Это разные роли.</w:t>
-      </w:r>
-    </w:p>
-    <w:p>
-      <w:pPr>
-        <w:pStyle w:val="BodyText"/>
-      </w:pPr>
-      <w:r>
-        <w:t xml:space="preserve">OLGA: Правильно. Я бы сказала то же самое.</w:t>
-      </w:r>
-    </w:p>
-    <w:p>
-      <w:pPr>
-        <w:pStyle w:val="BodyText"/>
-      </w:pPr>
-      <w:r>
-        <w:t xml:space="preserve">DOYUN: Он говорит: «Но я могу помочь не деньгами. После регистрации мы пришлём корейского тренера. Бесплатно. На первое обучение врачей». Это его решение, и я его поддерживаю.</w:t>
-      </w:r>
-    </w:p>
-    <w:p>
-      <w:pPr>
-        <w:pStyle w:val="BodyText"/>
-      </w:pPr>
-      <w:r>
-        <w:t xml:space="preserve">ALEKSEY: Бесплатно? Это много.</w:t>
-      </w:r>
-    </w:p>
-    <w:p>
-      <w:pPr>
-        <w:pStyle w:val="BodyText"/>
-      </w:pPr>
-      <w:r>
-        <w:t xml:space="preserve">DOYUN: Он говорит: «Это не подарок. Моё имя на коробке — моя ответственность».</w:t>
-      </w:r>
-    </w:p>
-    <w:p>
-      <w:pPr>
-        <w:pStyle w:val="BodyText"/>
-      </w:pPr>
-      <w:r>
-        <w:t xml:space="preserve">OLGA: Господин президент, можно вопрос от регистратора?</w:t>
-      </w:r>
-    </w:p>
-    <w:p>
-      <w:pPr>
-        <w:pStyle w:val="BodyText"/>
-      </w:pPr>
-      <w:r>
-        <w:t xml:space="preserve">DOYUN: Он говорит: «Регистратору — всегда».</w:t>
-      </w:r>
-    </w:p>
-    <w:p>
-      <w:pPr>
-        <w:pStyle w:val="BodyText"/>
-      </w:pPr>
-      <w:r>
-        <w:t xml:space="preserve">OLGA: Через два года мы пойдём по правилам Евразийского союза. Инспекция завода. Я хочу сегодня посмотреть три ваши процедуры. Какие инспектор попросит первыми. Чтобы потом не было сюрпризов.</w:t>
-      </w:r>
-    </w:p>
-    <w:p>
-      <w:pPr>
-        <w:pStyle w:val="BodyText"/>
-      </w:pPr>
-      <w:r>
-        <w:t xml:space="preserve">DOYUN: Он говорит: «Смотрите все двести. Скажите, что не так, раньше инспектора».</w:t>
-      </w:r>
-    </w:p>
-    <w:p>
-      <w:pPr>
-        <w:pStyle w:val="BodyText"/>
-      </w:pPr>
-      <w:r>
-        <w:t xml:space="preserve">OLGA: Тогда после обеда. С госпожой Чон. И без кофе.</w:t>
-      </w:r>
-    </w:p>
-    <w:p>
-      <w:pPr>
-        <w:pStyle w:val="BodyText"/>
-      </w:pPr>
-      <w:r>
-        <w:t xml:space="preserve">ALEKSEY: Без кофе Ольга Петровна не работает. Доюн выиграл спор — пусть угощает.</w:t>
+        <w:t xml:space="preserve">OLGA: Здравствуйте, господин президент. Пол я уже видела: он чистый. И журнал стабильности тоже чистый. Почти.</w:t>
+      </w:r>
+    </w:p>
+    <w:p>
+      <w:pPr>
+        <w:pStyle w:val="BodyText"/>
+      </w:pPr>
+      <w:r>
+        <w:t xml:space="preserve">DOYUN: Он спрашивает: «Почти»? Что значит «почти»?</w:t>
+      </w:r>
+    </w:p>
+    <w:p>
+      <w:pPr>
+        <w:pStyle w:val="BodyText"/>
+      </w:pPr>
+      <w:r>
+        <w:t xml:space="preserve">OLGA: Там одна пустая подпись девятилетней давности, но с отклонением сто двенадцать. Это даже лучше, чем идеально.</w:t>
+      </w:r>
+    </w:p>
+    <w:p>
+      <w:pPr>
+        <w:pStyle w:val="BodyText"/>
+      </w:pPr>
+      <w:r>
+        <w:t xml:space="preserve">DOYUN: Он говорит: «Почему это лучше, чем идеально?» Ему очень интересно.</w:t>
+      </w:r>
+    </w:p>
+    <w:p>
+      <w:pPr>
+        <w:pStyle w:val="BodyText"/>
+      </w:pPr>
+      <w:r>
+        <w:t xml:space="preserve">OLGA: Потому что идеальных журналов не бывает. Идеальный журнал эксперт начинает проверять вдвойне.</w:t>
+      </w:r>
+    </w:p>
+    <w:p>
+      <w:pPr>
+        <w:pStyle w:val="BodyText"/>
+      </w:pPr>
+      <w:r>
+        <w:t xml:space="preserve">DOYUN: Президент смеётся. Он говорит, что его мать говорила то же самое про больничные журналы.</w:t>
+      </w:r>
+    </w:p>
+    <w:p>
+      <w:pPr>
+        <w:pStyle w:val="BodyText"/>
+      </w:pPr>
+      <w:r>
+        <w:t xml:space="preserve">ALEKSEY: Господин президент, а это бабушкин тонометр стоит у вас на столе?</w:t>
+      </w:r>
+    </w:p>
+    <w:p>
+      <w:pPr>
+        <w:pStyle w:val="BodyText"/>
+      </w:pPr>
+      <w:r>
+        <w:t xml:space="preserve">DOYUN: Да, её. Он меряет давление каждое утро: сто тридцать на восемьдесят. «Давление в норме, пол чистый».</w:t>
+      </w:r>
+    </w:p>
+    <w:p>
+      <w:pPr>
+        <w:pStyle w:val="BodyText"/>
+      </w:pPr>
+      <w:r>
+        <w:t xml:space="preserve">ALEKSEY: Я обязательно передам ей, она будет рада. Сейчас она меряет давление у соседки Зины.</w:t>
+      </w:r>
+    </w:p>
+    <w:p>
+      <w:pPr>
+        <w:pStyle w:val="BodyText"/>
+      </w:pPr>
+      <w:r>
+        <w:t xml:space="preserve">DOYUN: Президент спрашивает про досье: когда вы его подаёте?</w:t>
+      </w:r>
+    </w:p>
+    <w:p>
+      <w:pPr>
+        <w:pStyle w:val="BodyText"/>
+      </w:pPr>
+      <w:r>
+        <w:t xml:space="preserve">OLGA: Двадцатого ноября, то есть через две недели. Резюме исправлено, узелки на месте, а тонкая кожа описана отдельным пунктом.</w:t>
+      </w:r>
+    </w:p>
+    <w:p>
+      <w:pPr>
+        <w:pStyle w:val="BodyText"/>
+      </w:pPr>
+      <w:r>
+        <w:t xml:space="preserve">DOYUN: Теперь он спрашивает: «А что с кассой? Что говорит Ирина-сси?»</w:t>
+      </w:r>
+    </w:p>
+    <w:p>
+      <w:pPr>
+        <w:pStyle w:val="BodyText"/>
+      </w:pPr>
+      <w:r>
+        <w:t xml:space="preserve">ALEKSEY: Господин президент, можно я отвечу честно, без красивых слов?</w:t>
+      </w:r>
+    </w:p>
+    <w:p>
+      <w:pPr>
+        <w:pStyle w:val="BodyText"/>
+      </w:pPr>
+      <w:r>
+        <w:t xml:space="preserve">DOYUN: Он говорит: «Только честно, другое я не перевожу». Последнее я добавил сам, но он кивнул.</w:t>
+      </w:r>
+    </w:p>
+    <w:p>
+      <w:pPr>
+        <w:pStyle w:val="BodyText"/>
+      </w:pPr>
+      <w:r>
+        <w:t xml:space="preserve">ALEKSEY: В декабре касса будет пустая, ноль. До регистрации десять месяцев без денег, поэтому мы ищем инвестора.</w:t>
+      </w:r>
+    </w:p>
+    <w:p>
+      <w:pPr>
+        <w:pStyle w:val="BodyText"/>
+      </w:pPr>
+      <w:r>
+        <w:t xml:space="preserve">DOYUN: Он молчит. Потом говорит: «Спасибо, что сказали сами, а не через полгода».</w:t>
+      </w:r>
+    </w:p>
+    <w:p>
+      <w:pPr>
+        <w:pStyle w:val="BodyText"/>
+      </w:pPr>
+      <w:r>
+        <w:t xml:space="preserve">ALEKSEY: Мы этому научились. Таблица с дырой лучше, чем красивая таблица.</w:t>
+      </w:r>
+    </w:p>
+    <w:p>
+      <w:pPr>
+        <w:pStyle w:val="BodyText"/>
+      </w:pPr>
+      <w:r>
+        <w:t xml:space="preserve">DOYUN: Он говорит: «Деньги — это ваша работа, а не моя. Если я дам вам деньги, я стану вашим хозяином. А мне нужен партнёр, а не работник». Это разные роли, и президент их никогда не смешивает.</w:t>
+      </w:r>
+    </w:p>
+    <w:p>
+      <w:pPr>
+        <w:pStyle w:val="BodyText"/>
+      </w:pPr>
+      <w:r>
+        <w:t xml:space="preserve">OLGA: Правильно. Я бы на его месте сказала то же самое.</w:t>
+      </w:r>
+    </w:p>
+    <w:p>
+      <w:pPr>
+        <w:pStyle w:val="BodyText"/>
+      </w:pPr>
+      <w:r>
+        <w:t xml:space="preserve">DOYUN: Он говорит: «Но я могу помочь не деньгами. После регистрации мы пришлём корейского тренера, бесплатно, на первое обучение врачей». Это его решение, и я его полностью поддерживаю, потому что без обучения продаж не будет.</w:t>
+      </w:r>
+    </w:p>
+    <w:p>
+      <w:pPr>
+        <w:pStyle w:val="BodyText"/>
+      </w:pPr>
+      <w:r>
+        <w:t xml:space="preserve">ALEKSEY: Бесплатно? Но ведь это очень большая помощь для нас.</w:t>
+      </w:r>
+    </w:p>
+    <w:p>
+      <w:pPr>
+        <w:pStyle w:val="BodyText"/>
+      </w:pPr>
+      <w:r>
+        <w:t xml:space="preserve">DOYUN: Он говорит: «Это не подарок. Моё имя на коробке — это моя ответственность».</w:t>
+      </w:r>
+    </w:p>
+    <w:p>
+      <w:pPr>
+        <w:pStyle w:val="BodyText"/>
+      </w:pPr>
+      <w:r>
+        <w:t xml:space="preserve">OLGA: Господин президент, можно задать вам вопрос от регистратора?</w:t>
+      </w:r>
+    </w:p>
+    <w:p>
+      <w:pPr>
+        <w:pStyle w:val="BodyText"/>
+      </w:pPr>
+      <w:r>
+        <w:t xml:space="preserve">DOYUN: Он говорит: «Регистратору — всегда, в любое время».</w:t>
+      </w:r>
+    </w:p>
+    <w:p>
+      <w:pPr>
+        <w:pStyle w:val="BodyText"/>
+      </w:pPr>
+      <w:r>
+        <w:t xml:space="preserve">OLGA: Через два года мы пойдём по правилам Евразийского союза, а это инспекция завода. Сегодня я хочу посмотреть три ваши процедуры, которые инспектор попросит первыми. Чтобы потом не было сюрпризов ни для вас, ни для нас.</w:t>
+      </w:r>
+    </w:p>
+    <w:p>
+      <w:pPr>
+        <w:pStyle w:val="BodyText"/>
+      </w:pPr>
+      <w:r>
+        <w:t xml:space="preserve">DOYUN: Он говорит: «Смотрите все двести. И скажите нам, что не так, раньше инспектора».</w:t>
+      </w:r>
+    </w:p>
+    <w:p>
+      <w:pPr>
+        <w:pStyle w:val="BodyText"/>
+      </w:pPr>
+      <w:r>
+        <w:t xml:space="preserve">OLGA: Тогда после обеда, вместе с госпожой Чон. И без кофе, чтобы не отвлекаться.</w:t>
+      </w:r>
+    </w:p>
+    <w:p>
+      <w:pPr>
+        <w:pStyle w:val="BodyText"/>
+      </w:pPr>
+      <w:r>
+        <w:t xml:space="preserve">ALEKSEY: Без кофе Ольга Петровна не работает. Доюн выиграл спор, так что пусть он и угощает.</w:t>
       </w:r>
     </w:p>
     <w:bookmarkEnd w:id="23"/>
@@ -1189,127 +1189,127 @@
         <w:pStyle w:val="FirstParagraph"/>
       </w:pPr>
       <w:r>
-        <w:t xml:space="preserve">DOYUN: Это пожанмача. Палатка на улице. Здесь пьют соджу, когда день был трудный.</w:t>
-      </w:r>
-    </w:p>
-    <w:p>
-      <w:pPr>
-        <w:pStyle w:val="BodyText"/>
-      </w:pPr>
-      <w:r>
-        <w:t xml:space="preserve">ALEKSEY: А сегодня день был трудный?</w:t>
-      </w:r>
-    </w:p>
-    <w:p>
-      <w:pPr>
-        <w:pStyle w:val="BodyText"/>
-      </w:pPr>
-      <w:r>
-        <w:t xml:space="preserve">DOYUN: Для меня — да. Президент доволен, а отдел продаж — нет.</w:t>
-      </w:r>
-    </w:p>
-    <w:p>
-      <w:pPr>
-        <w:pStyle w:val="BodyText"/>
-      </w:pPr>
-      <w:r>
-        <w:t xml:space="preserve">ALEKSEY: Почему отдел продаж недоволен?</w:t>
-      </w:r>
-    </w:p>
-    <w:p>
-      <w:pPr>
-        <w:pStyle w:val="BodyText"/>
-      </w:pPr>
-      <w:r>
-        <w:t xml:space="preserve">DOYUN: Потому что Россия — маленький клиент. Двадцать процентов моего времени. А денег пока — ноль. Они говорят: «Пак тратит время на русских мечтателей». Это очень неприятно слышать, но это правда.</w:t>
-      </w:r>
-    </w:p>
-    <w:p>
-      <w:pPr>
-        <w:pStyle w:val="BodyText"/>
-      </w:pPr>
-      <w:r>
-        <w:t xml:space="preserve">ALEKSEY: Мечтателей. Это мы.</w:t>
-      </w:r>
-    </w:p>
-    <w:p>
-      <w:pPr>
-        <w:pStyle w:val="BodyText"/>
-      </w:pPr>
-      <w:r>
-        <w:t xml:space="preserve">DOYUN: Это вы. И я тоже. Начальник отдела продаж мне сказал: «Если Россия не начнёт продавать через год, ты вернёшься в Европу». Я не говорил тебе. То есть вам.</w:t>
-      </w:r>
-    </w:p>
-    <w:p>
-      <w:pPr>
-        <w:pStyle w:val="BodyText"/>
-      </w:pPr>
-      <w:r>
-        <w:t xml:space="preserve">ALEKSEY: Вы сказали «тебе».</w:t>
-      </w:r>
-    </w:p>
-    <w:p>
-      <w:pPr>
-        <w:pStyle w:val="BodyText"/>
-      </w:pPr>
-      <w:r>
-        <w:t xml:space="preserve">DOYUN: Сказал. Случайно. Или нет. Алексей, можно я предложу? По-русски так говорят.</w:t>
-      </w:r>
-    </w:p>
-    <w:p>
-      <w:pPr>
-        <w:pStyle w:val="BodyText"/>
-      </w:pPr>
-      <w:r>
-        <w:t xml:space="preserve">ALEKSEY: Предлагайте.</w:t>
-      </w:r>
-    </w:p>
-    <w:p>
-      <w:pPr>
-        <w:pStyle w:val="BodyText"/>
-      </w:pPr>
-      <w:r>
-        <w:t xml:space="preserve">DOYUN: Давай на «ты». Мы восемь месяцев вместе. Ты знаешь, почему у нас моют пол. Я знаю, почему у тебя на двери картонка. Хватит «вы». Пора уже.</w:t>
-      </w:r>
-    </w:p>
-    <w:p>
-      <w:pPr>
-        <w:pStyle w:val="BodyText"/>
-      </w:pPr>
-      <w:r>
-        <w:t xml:space="preserve">ALEKSEY: Давай. На «ты». Доюн.</w:t>
-      </w:r>
-    </w:p>
-    <w:p>
-      <w:pPr>
-        <w:pStyle w:val="BodyText"/>
-      </w:pPr>
-      <w:r>
-        <w:t xml:space="preserve">DOYUN: Алексей. Нет. Лёша. Можно Лёша?</w:t>
-      </w:r>
-    </w:p>
-    <w:p>
-      <w:pPr>
-        <w:pStyle w:val="BodyText"/>
-      </w:pPr>
-      <w:r>
-        <w:t xml:space="preserve">ALEKSEY: Можно. Только бабушка и друзья так зовут.</w:t>
-      </w:r>
-    </w:p>
-    <w:p>
-      <w:pPr>
-        <w:pStyle w:val="BodyText"/>
-      </w:pPr>
-      <w:r>
-        <w:t xml:space="preserve">DOYUN: Тогда я друг. Наливай мне. Двумя руками, как я учил.</w:t>
-      </w:r>
-    </w:p>
-    <w:p>
-      <w:pPr>
-        <w:pStyle w:val="BodyText"/>
-      </w:pPr>
-      <w:r>
-        <w:t xml:space="preserve">ALEKSEY: Двумя руками. За «ты»?</w:t>
+        <w:t xml:space="preserve">DOYUN: Это пожанмача, то есть палатка на улице. Здесь пьют соджу, когда день был трудный.</w:t>
+      </w:r>
+    </w:p>
+    <w:p>
+      <w:pPr>
+        <w:pStyle w:val="BodyText"/>
+      </w:pPr>
+      <w:r>
+        <w:t xml:space="preserve">ALEKSEY: А сегодня у вас был трудный день? Мне казалось, всё прошло хорошо.</w:t>
+      </w:r>
+    </w:p>
+    <w:p>
+      <w:pPr>
+        <w:pStyle w:val="BodyText"/>
+      </w:pPr>
+      <w:r>
+        <w:t xml:space="preserve">DOYUN: Для меня трудный. Президент доволен, а вот отдел продаж — нет.</w:t>
+      </w:r>
+    </w:p>
+    <w:p>
+      <w:pPr>
+        <w:pStyle w:val="BodyText"/>
+      </w:pPr>
+      <w:r>
+        <w:t xml:space="preserve">ALEKSEY: А почему отдел продаж недоволен? Мы же ничего плохого не сделали.</w:t>
+      </w:r>
+    </w:p>
+    <w:p>
+      <w:pPr>
+        <w:pStyle w:val="BodyText"/>
+      </w:pPr>
+      <w:r>
+        <w:t xml:space="preserve">DOYUN: Потому что Россия — маленький клиент. Она занимает двадцать процентов моего времени, а денег пока ноль. Они говорят: «Пак тратит время на русских мечтателей». Это очень неприятно слышать, но это правда.</w:t>
+      </w:r>
+    </w:p>
+    <w:p>
+      <w:pPr>
+        <w:pStyle w:val="BodyText"/>
+      </w:pPr>
+      <w:r>
+        <w:t xml:space="preserve">ALEKSEY: Русские мечтатели… Это, значит, про нас.</w:t>
+      </w:r>
+    </w:p>
+    <w:p>
+      <w:pPr>
+        <w:pStyle w:val="BodyText"/>
+      </w:pPr>
+      <w:r>
+        <w:t xml:space="preserve">DOYUN: Да, про вас. И про меня тоже. Начальник отдела продаж мне сказал: «Если Россия не начнёт продавать через год, ты вернёшься в Европу». Я не говорил тебе об этом. То есть вам.</w:t>
+      </w:r>
+    </w:p>
+    <w:p>
+      <w:pPr>
+        <w:pStyle w:val="BodyText"/>
+      </w:pPr>
+      <w:r>
+        <w:t xml:space="preserve">ALEKSEY: Подождите, вы сейчас сказали мне «тебе».</w:t>
+      </w:r>
+    </w:p>
+    <w:p>
+      <w:pPr>
+        <w:pStyle w:val="BodyText"/>
+      </w:pPr>
+      <w:r>
+        <w:t xml:space="preserve">DOYUN: Сказал. Может быть, случайно, а может быть, и нет. Алексей, можно я кое-что предложу? По-русски ведь так говорят.</w:t>
+      </w:r>
+    </w:p>
+    <w:p>
+      <w:pPr>
+        <w:pStyle w:val="BodyText"/>
+      </w:pPr>
+      <w:r>
+        <w:t xml:space="preserve">ALEKSEY: Конечно, предлагайте. Я слушаю.</w:t>
+      </w:r>
+    </w:p>
+    <w:p>
+      <w:pPr>
+        <w:pStyle w:val="BodyText"/>
+      </w:pPr>
+      <w:r>
+        <w:t xml:space="preserve">DOYUN: Давай на «ты». Мы уже восемь месяцев вместе. Ты знаешь, почему у нас моют пол, а я знаю, почему у тебя на двери картонка. Хватит «вы», пора уже. Мы ведь с тобой давно не чужие люди.</w:t>
+      </w:r>
+    </w:p>
+    <w:p>
+      <w:pPr>
+        <w:pStyle w:val="BodyText"/>
+      </w:pPr>
+      <w:r>
+        <w:t xml:space="preserve">ALEKSEY: Давай, на «ты». Доюн, я очень рад.</w:t>
+      </w:r>
+    </w:p>
+    <w:p>
+      <w:pPr>
+        <w:pStyle w:val="BodyText"/>
+      </w:pPr>
+      <w:r>
+        <w:t xml:space="preserve">DOYUN: Алексей… Нет, лучше Лёша. Можно я буду звать тебя Лёша?</w:t>
+      </w:r>
+    </w:p>
+    <w:p>
+      <w:pPr>
+        <w:pStyle w:val="BodyText"/>
+      </w:pPr>
+      <w:r>
+        <w:t xml:space="preserve">ALEKSEY: Можно. Так меня зовут только бабушка и друзья.</w:t>
+      </w:r>
+    </w:p>
+    <w:p>
+      <w:pPr>
+        <w:pStyle w:val="BodyText"/>
+      </w:pPr>
+      <w:r>
+        <w:t xml:space="preserve">DOYUN: Тогда я друг. Наливай мне, только двумя руками, как я тебя учил.</w:t>
+      </w:r>
+    </w:p>
+    <w:p>
+      <w:pPr>
+        <w:pStyle w:val="BodyText"/>
+      </w:pPr>
+      <w:r>
+        <w:t xml:space="preserve">ALEKSEY: Двумя руками, как положено. Пьём за «ты»?</w:t>
       </w:r>
     </w:p>
     <w:p>
@@ -1325,63 +1325,63 @@
         <w:pStyle w:val="BodyText"/>
       </w:pPr>
       <w:r>
-        <w:t xml:space="preserve">ALEKSEY: Не отправят. Я обещаю. Регистрация будет, продажи будут.</w:t>
-      </w:r>
-    </w:p>
-    <w:p>
-      <w:pPr>
-        <w:pStyle w:val="BodyText"/>
-      </w:pPr>
-      <w:r>
-        <w:t xml:space="preserve">DOYUN: Не обещай. Президент говорит: «Обещания — это кредит». У тебя их и так два.</w:t>
-      </w:r>
-    </w:p>
-    <w:p>
-      <w:pPr>
-        <w:pStyle w:val="BodyText"/>
-      </w:pPr>
-      <w:r>
-        <w:t xml:space="preserve">ALEKSEY: Тогда не обещаю. Работаю.</w:t>
-      </w:r>
-    </w:p>
-    <w:p>
-      <w:pPr>
-        <w:pStyle w:val="BodyText"/>
-      </w:pPr>
-      <w:r>
-        <w:t xml:space="preserve">DOYUN: Вот. Это лучше. Знаешь, в Петербурге у меня был учитель. Он говорил: «На „ты“ переходят не тогда, когда пьют, а когда начинают говорить правду». Я тогда не понял.</w:t>
-      </w:r>
-    </w:p>
-    <w:p>
-      <w:pPr>
-        <w:pStyle w:val="BodyText"/>
-      </w:pPr>
-      <w:r>
-        <w:t xml:space="preserve">ALEKSEY: Значит, ты сегодня сказал правду. Про отдел продаж.</w:t>
-      </w:r>
-    </w:p>
-    <w:p>
-      <w:pPr>
-        <w:pStyle w:val="BodyText"/>
-      </w:pPr>
-      <w:r>
-        <w:t xml:space="preserve">DOYUN: Сказал. Это первая правда, которую я не перевожу, а говорю сам.</w:t>
-      </w:r>
-    </w:p>
-    <w:p>
-      <w:pPr>
-        <w:pStyle w:val="BodyText"/>
-      </w:pPr>
-      <w:r>
-        <w:t xml:space="preserve">ALEKSEY: Тогда и я скажу. Мне страшно, Доюн. Каждую ночь. Касса, квартира, отец, бабушка.</w:t>
-      </w:r>
-    </w:p>
-    <w:p>
-      <w:pPr>
-        <w:pStyle w:val="BodyText"/>
-      </w:pPr>
-      <w:r>
-        <w:t xml:space="preserve">DOYUN: Я знаю. Я видел, как ты считаешь. Те, кому не страшно, не считают. Они просто ждут чуда. А чудес в нашем деле не бывает. За страх, Лёша. Вихайо.</w:t>
+        <w:t xml:space="preserve">ALEKSEY: Не отправят, я обещаю. Регистрация будет, и продажи тоже будут.</w:t>
+      </w:r>
+    </w:p>
+    <w:p>
+      <w:pPr>
+        <w:pStyle w:val="BodyText"/>
+      </w:pPr>
+      <w:r>
+        <w:t xml:space="preserve">DOYUN: Не обещай. Президент говорит: «Обещания — это кредит». А у тебя кредитов и так два.</w:t>
+      </w:r>
+    </w:p>
+    <w:p>
+      <w:pPr>
+        <w:pStyle w:val="BodyText"/>
+      </w:pPr>
+      <w:r>
+        <w:t xml:space="preserve">ALEKSEY: Тогда я не обещаю, а просто работаю.</w:t>
+      </w:r>
+    </w:p>
+    <w:p>
+      <w:pPr>
+        <w:pStyle w:val="BodyText"/>
+      </w:pPr>
+      <w:r>
+        <w:t xml:space="preserve">DOYUN: Вот, так лучше. Знаешь, в Петербурге у меня был учитель. Он говорил: «На „ты“ переходят не тогда, когда пьют, а когда начинают говорить правду». Тогда я его не понял, а сейчас, кажется, понимаю.</w:t>
+      </w:r>
+    </w:p>
+    <w:p>
+      <w:pPr>
+        <w:pStyle w:val="BodyText"/>
+      </w:pPr>
+      <w:r>
+        <w:t xml:space="preserve">ALEKSEY: Значит, ты сегодня сказал правду. Про отдел продаж и про Европу.</w:t>
+      </w:r>
+    </w:p>
+    <w:p>
+      <w:pPr>
+        <w:pStyle w:val="BodyText"/>
+      </w:pPr>
+      <w:r>
+        <w:t xml:space="preserve">DOYUN: Да, сказал. Это первая правда, которую я не перевожу, а говорю сам.</w:t>
+      </w:r>
+    </w:p>
+    <w:p>
+      <w:pPr>
+        <w:pStyle w:val="BodyText"/>
+      </w:pPr>
+      <w:r>
+        <w:t xml:space="preserve">ALEKSEY: Тогда и я скажу тебе правду. Мне страшно, Доюн, каждую ночь: касса, квартира, отец, бабушка.</w:t>
+      </w:r>
+    </w:p>
+    <w:p>
+      <w:pPr>
+        <w:pStyle w:val="BodyText"/>
+      </w:pPr>
+      <w:r>
+        <w:t xml:space="preserve">DOYUN: Я знаю, я видел, как ты считаешь. Те, кому не страшно, не считают, они просто ждут чуда. А чудес в нашем деле не бывает. Так что давай выпьем за страх, Лёша. Вихайо.</w:t>
       </w:r>
     </w:p>
     <w:bookmarkEnd w:id="24"/>
@@ -1399,119 +1399,119 @@
         <w:pStyle w:val="FirstParagraph"/>
       </w:pPr>
       <w:r>
-        <w:t xml:space="preserve">OLGA: Алексей Николаевич, вы выглядите так, будто пили соджу до двух.</w:t>
-      </w:r>
-    </w:p>
-    <w:p>
-      <w:pPr>
-        <w:pStyle w:val="BodyText"/>
-      </w:pPr>
-      <w:r>
-        <w:t xml:space="preserve">ALEKSEY: До часа. Честно.</w:t>
-      </w:r>
-    </w:p>
-    <w:p>
-      <w:pPr>
-        <w:pStyle w:val="BodyText"/>
-      </w:pPr>
-      <w:r>
-        <w:t xml:space="preserve">OLGA: И что-то изменилось. Доюн утром сказал вам «Лёша, автобус». Не «Алексей Николаевич».</w:t>
-      </w:r>
-    </w:p>
-    <w:p>
-      <w:pPr>
-        <w:pStyle w:val="BodyText"/>
-      </w:pPr>
-      <w:r>
-        <w:t xml:space="preserve">ALEKSEY: Мы перешли на «ты». Вчера. Он предложил.</w:t>
-      </w:r>
-    </w:p>
-    <w:p>
-      <w:pPr>
-        <w:pStyle w:val="BodyText"/>
-      </w:pPr>
-      <w:r>
-        <w:t xml:space="preserve">OLGA: Он предложил. Хорошо. Иностранец, который сам предлагает «ты» по-русски, — это редкость. Цените.</w:t>
-      </w:r>
-    </w:p>
-    <w:p>
-      <w:pPr>
-        <w:pStyle w:val="BodyText"/>
-      </w:pPr>
-      <w:r>
-        <w:t xml:space="preserve">ALEKSEY: Ценю. Ольга Петровна, а мы с вами?</w:t>
-      </w:r>
-    </w:p>
-    <w:p>
-      <w:pPr>
-        <w:pStyle w:val="BodyText"/>
-      </w:pPr>
-      <w:r>
-        <w:t xml:space="preserve">OLGA: А мы с вами — на «вы». Пока.</w:t>
-      </w:r>
-    </w:p>
-    <w:p>
-      <w:pPr>
-        <w:pStyle w:val="BodyText"/>
-      </w:pPr>
-      <w:r>
-        <w:t xml:space="preserve">ALEKSEY: Пока — это сколько?</w:t>
-      </w:r>
-    </w:p>
-    <w:p>
-      <w:pPr>
-        <w:pStyle w:val="BodyText"/>
-      </w:pPr>
-      <w:r>
-        <w:t xml:space="preserve">OLGA: Пока нет регистрации, продаж и общего кризиса. Тогда посмотрим.</w:t>
-      </w:r>
-    </w:p>
-    <w:p>
-      <w:pPr>
-        <w:pStyle w:val="BodyText"/>
-      </w:pPr>
-      <w:r>
-        <w:t xml:space="preserve">ALEKSEY: Значит, через несколько лет.</w:t>
-      </w:r>
-    </w:p>
-    <w:p>
-      <w:pPr>
-        <w:pStyle w:val="BodyText"/>
-      </w:pPr>
-      <w:r>
-        <w:t xml:space="preserve">OLGA: Может быть. Я не тороплюсь. Регистраторы на «ты» переходят медленно. Как эксперты.</w:t>
-      </w:r>
-    </w:p>
-    <w:p>
-      <w:pPr>
-        <w:pStyle w:val="BodyText"/>
-      </w:pPr>
-      <w:r>
-        <w:t xml:space="preserve">ALEKSEY: Вы нашли три вопроса в их процедурах. Это плохо?</w:t>
-      </w:r>
-    </w:p>
-    <w:p>
-      <w:pPr>
-        <w:pStyle w:val="BodyText"/>
-      </w:pPr>
-      <w:r>
-        <w:t xml:space="preserve">OLGA: Это хорошо. Через два года инспектор найдёт ноль. Потому что мы нашли три сегодня.</w:t>
-      </w:r>
-    </w:p>
-    <w:p>
-      <w:pPr>
-        <w:pStyle w:val="BodyText"/>
-      </w:pPr>
-      <w:r>
-        <w:t xml:space="preserve">ALEKSEY: Госпожа Чон плакала?</w:t>
-      </w:r>
-    </w:p>
-    <w:p>
-      <w:pPr>
-        <w:pStyle w:val="BodyText"/>
-      </w:pPr>
-      <w:r>
-        <w:t xml:space="preserve">OLGA: Нет. В этот раз — нет. Она сказала: «Короткое — как информацию». И записала все три вопроса в три строки. Она учится быстрее, чем я училась. Мне даже немного завидно.</w:t>
+        <w:t xml:space="preserve">OLGA: Алексей Николаевич, вы выглядите так, будто пили соджу до двух часов ночи.</w:t>
+      </w:r>
+    </w:p>
+    <w:p>
+      <w:pPr>
+        <w:pStyle w:val="BodyText"/>
+      </w:pPr>
+      <w:r>
+        <w:t xml:space="preserve">ALEKSEY: Только до часа, честное слово. Ну, может быть, до половины второго.</w:t>
+      </w:r>
+    </w:p>
+    <w:p>
+      <w:pPr>
+        <w:pStyle w:val="BodyText"/>
+      </w:pPr>
+      <w:r>
+        <w:t xml:space="preserve">OLGA: И ещё что-то изменилось. Утром Доюн сказал вам: «Лёша, автобус», а не «Алексей Николаевич».</w:t>
+      </w:r>
+    </w:p>
+    <w:p>
+      <w:pPr>
+        <w:pStyle w:val="BodyText"/>
+      </w:pPr>
+      <w:r>
+        <w:t xml:space="preserve">ALEKSEY: Да, мы перешли на «ты». Вчера вечером, и предложил он сам.</w:t>
+      </w:r>
+    </w:p>
+    <w:p>
+      <w:pPr>
+        <w:pStyle w:val="BodyText"/>
+      </w:pPr>
+      <w:r>
+        <w:t xml:space="preserve">OLGA: Он предложил сам? Хорошо. Иностранец, который сам предлагает «ты» по-русски, — это редкость, так что цените это.</w:t>
+      </w:r>
+    </w:p>
+    <w:p>
+      <w:pPr>
+        <w:pStyle w:val="BodyText"/>
+      </w:pPr>
+      <w:r>
+        <w:t xml:space="preserve">ALEKSEY: Ценю. Ольга Петровна, а как насчёт нас с вами?</w:t>
+      </w:r>
+    </w:p>
+    <w:p>
+      <w:pPr>
+        <w:pStyle w:val="BodyText"/>
+      </w:pPr>
+      <w:r>
+        <w:t xml:space="preserve">OLGA: А мы с вами остаёмся на «вы». Пока.</w:t>
+      </w:r>
+    </w:p>
+    <w:p>
+      <w:pPr>
+        <w:pStyle w:val="BodyText"/>
+      </w:pPr>
+      <w:r>
+        <w:t xml:space="preserve">ALEKSEY: «Пока» — это сколько? Хотя бы примерно, чтобы я знал.</w:t>
+      </w:r>
+    </w:p>
+    <w:p>
+      <w:pPr>
+        <w:pStyle w:val="BodyText"/>
+      </w:pPr>
+      <w:r>
+        <w:t xml:space="preserve">OLGA: Пока у нас не будет регистрации, продаж и одного общего кризиса. Тогда и посмотрим.</w:t>
+      </w:r>
+    </w:p>
+    <w:p>
+      <w:pPr>
+        <w:pStyle w:val="BodyText"/>
+      </w:pPr>
+      <w:r>
+        <w:t xml:space="preserve">ALEKSEY: Значит, это будет через несколько лет, не раньше.</w:t>
+      </w:r>
+    </w:p>
+    <w:p>
+      <w:pPr>
+        <w:pStyle w:val="BodyText"/>
+      </w:pPr>
+      <w:r>
+        <w:t xml:space="preserve">OLGA: Может быть. Я не тороплюсь. Регистраторы на «ты» переходят медленно, как и эксперты.</w:t>
+      </w:r>
+    </w:p>
+    <w:p>
+      <w:pPr>
+        <w:pStyle w:val="BodyText"/>
+      </w:pPr>
+      <w:r>
+        <w:t xml:space="preserve">ALEKSEY: Вы нашли три вопроса в их процедурах. Это плохо для нас?</w:t>
+      </w:r>
+    </w:p>
+    <w:p>
+      <w:pPr>
+        <w:pStyle w:val="BodyText"/>
+      </w:pPr>
+      <w:r>
+        <w:t xml:space="preserve">OLGA: Это хорошо. Через два года инспектор найдёт ноль, потому что мы нашли три сегодня.</w:t>
+      </w:r>
+    </w:p>
+    <w:p>
+      <w:pPr>
+        <w:pStyle w:val="BodyText"/>
+      </w:pPr>
+      <w:r>
+        <w:t xml:space="preserve">ALEKSEY: А госпожа Чон плакала, когда вы показали ей эти вопросы?</w:t>
+      </w:r>
+    </w:p>
+    <w:p>
+      <w:pPr>
+        <w:pStyle w:val="BodyText"/>
+      </w:pPr>
+      <w:r>
+        <w:t xml:space="preserve">OLGA: Нет, в этот раз не плакала. Она сказала: «Короткое — как информацию», и записала все три вопроса в три строки. Она учится быстрее, чем училась я, и мне даже немного завидно.</w:t>
       </w:r>
     </w:p>
     <w:p>
@@ -2300,7 +2300,7 @@
         <w:t xml:space="preserve">“</w:t>
       </w:r>
       <w:r>
-        <w:t xml:space="preserve">Давай на «ты». Мы восемь месяцев вместе. Ты знаешь, почему у нас моют пол. Я знаю, почему у тебя на двери картонка. Хватит «вы». Пора уже.</w:t>
+        <w:t xml:space="preserve">Давай на «ты». Мы уже восемь месяцев вместе. Ты знаешь, почему у нас моют пол, а я знаю, почему у тебя на двери картонка. Хватит «вы», пора уже. Мы ведь с тобой давно не чужие люди.</w:t>
       </w:r>
       <w:r>
         <w:t xml:space="preserve">”</w:t>
@@ -2418,19 +2418,19 @@
               <w:jc w:val="left"/>
             </w:pPr>
             <w:r>
-              <w:t xml:space="preserve">Мы восемь месяцев вместе.</w:t>
-            </w:r>
-          </w:p>
-        </w:tc>
-        <w:tc>
-          <w:tcPr/>
-          <w:p>
-            <w:pPr>
-              <w:pStyle w:val="Compact"/>
-              <w:jc w:val="left"/>
-            </w:pPr>
-            <w:r>
-              <w:t xml:space="preserve">함께한 시간</w:t>
+              <w:t xml:space="preserve">Мы уже восемь месяцев вместе.</w:t>
+            </w:r>
+          </w:p>
+        </w:tc>
+        <w:tc>
+          <w:tcPr/>
+          <w:p>
+            <w:pPr>
+              <w:pStyle w:val="Compact"/>
+              <w:jc w:val="left"/>
+            </w:pPr>
+            <w:r>
+              <w:t xml:space="preserve">함께한 시간(уже로 강조)</w:t>
             </w:r>
           </w:p>
         </w:tc>
@@ -2456,19 +2456,19 @@
               <w:jc w:val="left"/>
             </w:pPr>
             <w:r>
-              <w:t xml:space="preserve">Ты знаешь, почему… Я знаю, почему…</w:t>
-            </w:r>
-          </w:p>
-        </w:tc>
-        <w:tc>
-          <w:tcPr/>
-          <w:p>
-            <w:pPr>
-              <w:pStyle w:val="Compact"/>
-              <w:jc w:val="left"/>
-            </w:pPr>
-            <w:r>
-              <w:t xml:space="preserve">대칭 구조로 서로의 비밀</w:t>
+              <w:t xml:space="preserve">Ты знаешь, почему…, а я знаю, почему…</w:t>
+            </w:r>
+          </w:p>
+        </w:tc>
+        <w:tc>
+          <w:tcPr/>
+          <w:p>
+            <w:pPr>
+              <w:pStyle w:val="Compact"/>
+              <w:jc w:val="left"/>
+            </w:pPr>
+            <w:r>
+              <w:t xml:space="preserve">а로 이은 대칭 구조, 서로의 비밀</w:t>
             </w:r>
           </w:p>
         </w:tc>
@@ -2494,7 +2494,7 @@
               <w:jc w:val="left"/>
             </w:pPr>
             <w:r>
-              <w:t xml:space="preserve">Хватит «вы». Пора уже.</w:t>
+              <w:t xml:space="preserve">Хватит «вы», пора уже.</w:t>
             </w:r>
           </w:p>
         </w:tc>
@@ -2507,6 +2507,44 @@
             </w:pPr>
             <w:r>
               <w:t xml:space="preserve">хватит + 명사(그만), пора(때가 됐다)</w:t>
+            </w:r>
+          </w:p>
+        </w:tc>
+      </w:tr>
+      <w:tr>
+        <w:tc>
+          <w:tcPr/>
+          <w:p>
+            <w:pPr>
+              <w:pStyle w:val="Compact"/>
+              <w:jc w:val="left"/>
+            </w:pPr>
+            <w:r>
+              <w:t xml:space="preserve">⑤ 관계 확인</w:t>
+            </w:r>
+          </w:p>
+        </w:tc>
+        <w:tc>
+          <w:tcPr/>
+          <w:p>
+            <w:pPr>
+              <w:pStyle w:val="Compact"/>
+              <w:jc w:val="left"/>
+            </w:pPr>
+            <w:r>
+              <w:t xml:space="preserve">Мы ведь с тобой давно не чужие люди.</w:t>
+            </w:r>
+          </w:p>
+        </w:tc>
+        <w:tc>
+          <w:tcPr/>
+          <w:p>
+            <w:pPr>
+              <w:pStyle w:val="Compact"/>
+              <w:jc w:val="left"/>
+            </w:pPr>
+            <w:r>
+              <w:t xml:space="preserve">ведь(~잖아) — 공감을 구하는 소사</w:t>
             </w:r>
           </w:p>
         </w:tc>
@@ -2530,7 +2568,7 @@
         <w:t xml:space="preserve">“</w:t>
       </w:r>
       <w:r>
-        <w:t xml:space="preserve">Давай на «ты». Мы… вместе. Ты знаешь…, я знаю… Хватит «вы». Пора.</w:t>
+        <w:t xml:space="preserve">Давай на «ты». Мы уже… вместе. Ты знаешь…, а я знаю… Хватит «вы», пора уже. Мы ведь давно не чужие.</w:t>
       </w:r>
       <w:r>
         <w:t xml:space="preserve">”</w:t>
@@ -2549,7 +2587,7 @@
         <w:t xml:space="preserve"> </w:t>
       </w:r>
       <w:r>
-        <w:t xml:space="preserve">почему(왜 ~인지) · хватит(그만) · пора(이제 ~할 때)</w:t>
+        <w:t xml:space="preserve">почему(왜 ~인지) · а(그리고/반면) · хватит(그만) · пора(이제 ~할 때) · ведь(~잖아)</w:t>
       </w:r>
       <w:r>
         <w:t xml:space="preserve"> </w:t>
@@ -2565,7 +2603,7 @@
         <w:t xml:space="preserve"> </w:t>
       </w:r>
       <w:r>
-        <w:t xml:space="preserve">오래 일한 동료에게 말을 놓자고 제안하는 25~30단어 문장 만들기.</w:t>
+        <w:t xml:space="preserve">오래 일한 동료에게 말을 놓자고 제안하는 30~50단어 발화 만들기.</w:t>
       </w:r>
     </w:p>
     <w:bookmarkEnd w:id="30"/>
@@ -3071,119 +3109,119 @@
         <w:pStyle w:val="FirstParagraph"/>
       </w:pPr>
       <w:r>
-        <w:t xml:space="preserve">도윤: 8시 55분. 올가 페트로브나, 원주에 오신 걸 환영해요. 한국은 처음이세요?</w:t>
-      </w:r>
-    </w:p>
-    <w:p>
-      <w:pPr>
-        <w:pStyle w:val="BodyText"/>
-      </w:pPr>
-      <w:r>
-        <w:t xml:space="preserve">올가: 처음이에요. 비행기에서 13시간. 13시간 동안 담배를 못 피웠어요. 신기록이에요.</w:t>
-      </w:r>
-    </w:p>
-    <w:p>
-      <w:pPr>
-        <w:pStyle w:val="BodyText"/>
-      </w:pPr>
-      <w:r>
-        <w:t xml:space="preserve">도윤: 여기선 정문 밖 지정 장소에서 피우실 수 있어요. 대표님이 직접 자리를 알려 주셨어요.</w:t>
-      </w:r>
-    </w:p>
-    <w:p>
-      <w:pPr>
-        <w:pStyle w:val="BodyText"/>
-      </w:pPr>
-      <w:r>
-        <w:t xml:space="preserve">올가: 대표님이 내가 담배 피우는 걸 알아요?</w:t>
-      </w:r>
-    </w:p>
-    <w:p>
-      <w:pPr>
-        <w:pStyle w:val="BodyText"/>
-      </w:pPr>
-      <w:r>
-        <w:t xml:space="preserve">도윤: 대표님은 선생님 발코니 얘기를 아세요. 알렉세이가 말했거든요. 선생님 재떨이를 준비하셨어요. 새 걸로.</w:t>
-      </w:r>
-    </w:p>
-    <w:p>
-      <w:pPr>
-        <w:pStyle w:val="BodyText"/>
-      </w:pPr>
-      <w:r>
-        <w:t xml:space="preserve">올가: 20년 동안 제조사가 나한테 해 준 것 중 가장 세심한 일이네요.</w:t>
-      </w:r>
-    </w:p>
-    <w:p>
-      <w:pPr>
-        <w:pStyle w:val="BodyText"/>
-      </w:pPr>
-      <w:r>
-        <w:t xml:space="preserve">알렉세이: 말했잖아요. 여기선 사소한 걸 생각해요.</w:t>
-      </w:r>
-    </w:p>
-    <w:p>
-      <w:pPr>
-        <w:pStyle w:val="BodyText"/>
-      </w:pPr>
-      <w:r>
-        <w:t xml:space="preserve">올가: 두고 보죠. 바닥은 어디 있어요?</w:t>
-      </w:r>
-    </w:p>
-    <w:p>
-      <w:pPr>
-        <w:pStyle w:val="BodyText"/>
-      </w:pPr>
-      <w:r>
-        <w:t xml:space="preserve">도윤: 바닥은 어디에나 있어요. 네 시간마다 닦아요. 일지 보실래요?</w:t>
-      </w:r>
-    </w:p>
-    <w:p>
-      <w:pPr>
-        <w:pStyle w:val="BodyText"/>
-      </w:pPr>
-      <w:r>
-        <w:t xml:space="preserve">올가: 볼래요. 하지만 바닥 일지 말고. 안정성 일지. 원본으로. 10년 전 거.</w:t>
-      </w:r>
-    </w:p>
-    <w:p>
-      <w:pPr>
-        <w:pStyle w:val="BodyText"/>
-      </w:pPr>
-      <w:r>
-        <w:t xml:space="preserve">도윤: 정 팀장님이 준비했어요. 상자 두 개. 아침 7시부터 기다리고 계세요.</w:t>
-      </w:r>
-    </w:p>
-    <w:p>
-      <w:pPr>
-        <w:pStyle w:val="BodyText"/>
-      </w:pPr>
-      <w:r>
-        <w:t xml:space="preserve">올가: 7시부터? 그럼 나랑 똑같은 사람이네요. 위험해요.</w:t>
-      </w:r>
-    </w:p>
-    <w:p>
-      <w:pPr>
-        <w:pStyle w:val="BodyText"/>
-      </w:pPr>
-      <w:r>
-        <w:t xml:space="preserve">알렉세이: 왜 위험해요?</w:t>
-      </w:r>
-    </w:p>
-    <w:p>
-      <w:pPr>
-        <w:pStyle w:val="BodyText"/>
-      </w:pPr>
-      <w:r>
-        <w:t xml:space="preserve">올가: 한 방에 등록 담당 둘 — 발코니의 고양이 두 마리 같아요.</w:t>
-      </w:r>
-    </w:p>
-    <w:p>
-      <w:pPr>
-        <w:pStyle w:val="BodyText"/>
-      </w:pPr>
-      <w:r>
-        <w:t xml:space="preserve">도윤: 싸울까요, 친해질까요? 저는 「친해진다」에 걸었어요. 대표님도요. 커피 내기 했어요.</w:t>
+        <w:t xml:space="preserve">도윤: 8시 55분. 올가 페트로브나, 원주에 오신 걸 환영해요! 한국은 처음이세요?</w:t>
+      </w:r>
+    </w:p>
+    <w:p>
+      <w:pPr>
+        <w:pStyle w:val="BodyText"/>
+      </w:pPr>
+      <w:r>
+        <w:t xml:space="preserve">올가: 네, 처음이에요. 비행기에서 13시간, 그 13시간 동안 담배를 한 대도 안 피웠어요. 내 개인 기록이에요.</w:t>
+      </w:r>
+    </w:p>
+    <w:p>
+      <w:pPr>
+        <w:pStyle w:val="BodyText"/>
+      </w:pPr>
+      <w:r>
+        <w:t xml:space="preserve">도윤: 여기선 정문 밖 지정 장소에서 피우실 수 있어요. 대표님이 직접 어딘지 알려 주셨어요.</w:t>
+      </w:r>
+    </w:p>
+    <w:p>
+      <w:pPr>
+        <w:pStyle w:val="BodyText"/>
+      </w:pPr>
+      <w:r>
+        <w:t xml:space="preserve">올가: 잠깐만요, 대표님이 내가 담배 피우는 걸 어떻게 아세요?</w:t>
+      </w:r>
+    </w:p>
+    <w:p>
+      <w:pPr>
+        <w:pStyle w:val="BodyText"/>
+      </w:pPr>
+      <w:r>
+        <w:t xml:space="preserve">도윤: 알렉세이가 얘기해서 대표님이 발코니 일을 아세요. 새 재떨이까지 준비해 두셨어요.</w:t>
+      </w:r>
+    </w:p>
+    <w:p>
+      <w:pPr>
+        <w:pStyle w:val="BodyText"/>
+      </w:pPr>
+      <w:r>
+        <w:t xml:space="preserve">올가: 20년 일하면서 제조사가 나한테 해 준 것 중 가장 세심한 일이네요.</w:t>
+      </w:r>
+    </w:p>
+    <w:p>
+      <w:pPr>
+        <w:pStyle w:val="BodyText"/>
+      </w:pPr>
+      <w:r>
+        <w:t xml:space="preserve">알렉세이: 미리 말씀드렸잖아요, 올가 페트로브나. 여긴 사소한 것까지 생각해요.</w:t>
+      </w:r>
+    </w:p>
+    <w:p>
+      <w:pPr>
+        <w:pStyle w:val="BodyText"/>
+      </w:pPr>
+      <w:r>
+        <w:t xml:space="preserve">올가: 두고 보죠. 그런데 당신이 그렇게 얘기하던 그 유명한 바닥은 어디 있어요?</w:t>
+      </w:r>
+    </w:p>
+    <w:p>
+      <w:pPr>
+        <w:pStyle w:val="BodyText"/>
+      </w:pPr>
+      <w:r>
+        <w:t xml:space="preserve">도윤: 바닥은 어디에나 있고, 네 시간마다 닦아요. 청소 일지 보시겠어요?</w:t>
+      </w:r>
+    </w:p>
+    <w:p>
+      <w:pPr>
+        <w:pStyle w:val="BodyText"/>
+      </w:pPr>
+      <w:r>
+        <w:t xml:space="preserve">올가: 보고 싶어요. 그런데 바닥 일지 말고 안정성 일지요. 10년 전 원본으로요.</w:t>
+      </w:r>
+    </w:p>
+    <w:p>
+      <w:pPr>
+        <w:pStyle w:val="BodyText"/>
+      </w:pPr>
+      <w:r>
+        <w:t xml:space="preserve">도윤: 정 팀장님이 이미 다 준비했어요. 상자 두 개요. 아침 7시부터 기다리고 계세요.</w:t>
+      </w:r>
+    </w:p>
+    <w:p>
+      <w:pPr>
+        <w:pStyle w:val="BodyText"/>
+      </w:pPr>
+      <w:r>
+        <w:t xml:space="preserve">올가: 아침 7시부터요? 그럼 나랑 똑같은 사람이네요. 그건 위험해요.</w:t>
+      </w:r>
+    </w:p>
+    <w:p>
+      <w:pPr>
+        <w:pStyle w:val="BodyText"/>
+      </w:pPr>
+      <w:r>
+        <w:t xml:space="preserve">알렉세이: 왜 위험해요? 오히려 편하실 것 같은데요.</w:t>
+      </w:r>
+    </w:p>
+    <w:p>
+      <w:pPr>
+        <w:pStyle w:val="BodyText"/>
+      </w:pPr>
+      <w:r>
+        <w:t xml:space="preserve">올가: 등록 담당 둘이 한 방에 있는 건 고양이 두 마리가 한 발코니에 있는 거나 마찬가지니까요.</w:t>
+      </w:r>
+    </w:p>
+    <w:p>
+      <w:pPr>
+        <w:pStyle w:val="BodyText"/>
+      </w:pPr>
+      <w:r>
+        <w:t xml:space="preserve">도윤: 싸울까요, 친해질까요? 전 「친해진다」에 걸었고, 대표님도요. 커피 내기를 했거든요.</w:t>
       </w:r>
     </w:p>
     <w:bookmarkEnd w:id="33"/>
@@ -3201,279 +3239,279 @@
         <w:pStyle w:val="FirstParagraph"/>
       </w:pPr>
       <w:r>
-        <w:t xml:space="preserve">소희: 올가 페트로브나. 드디어. 여기요. 상자 두 개. 10년 전 로트. 원본.</w:t>
-      </w:r>
-    </w:p>
-    <w:p>
-      <w:pPr>
-        <w:pStyle w:val="BodyText"/>
-      </w:pPr>
-      <w:r>
-        <w:t xml:space="preserve">올가: 정 팀장님. 7시부터 기다려 줘서 고마워요. 바로 일해도 될까요?</w:t>
-      </w:r>
-    </w:p>
-    <w:p>
-      <w:pPr>
-        <w:pStyle w:val="BodyText"/>
-      </w:pPr>
-      <w:r>
-        <w:t xml:space="preserve">소희: 돼요. 일 — 좋아요. 수다 — 나중에.</w:t>
-      </w:r>
-    </w:p>
-    <w:p>
-      <w:pPr>
-        <w:pStyle w:val="BodyText"/>
-      </w:pPr>
-      <w:r>
-        <w:t xml:space="preserve">올가: 마음에 드네요. 시작해요. 안정성 일지. 로트 1. 0개월, 3, 6, 12… 36.</w:t>
-      </w:r>
-    </w:p>
-    <w:p>
-      <w:pPr>
-        <w:pStyle w:val="BodyText"/>
-      </w:pPr>
-      <w:r>
-        <w:t xml:space="preserve">소희: 다 있어요. 시점마다 분석자 서명과 검토자 서명.</w:t>
-      </w:r>
-    </w:p>
-    <w:p>
-      <w:pPr>
-        <w:pStyle w:val="BodyText"/>
-      </w:pPr>
-      <w:r>
-        <w:t xml:space="preserve">올가: 보이네요. 깔끔해요. 24개월. 여긴 검토자 서명이 — 비어 있어요.</w:t>
-      </w:r>
-    </w:p>
-    <w:p>
-      <w:pPr>
-        <w:pStyle w:val="BodyText"/>
-      </w:pPr>
-      <w:r>
-        <w:t xml:space="preserve">소희: 비어 있어요? 보여 주세요. 아. 정말이네. 9년 전.</w:t>
-      </w:r>
-    </w:p>
-    <w:p>
-      <w:pPr>
-        <w:pStyle w:val="BodyText"/>
-      </w:pPr>
-      <w:r>
-        <w:t xml:space="preserve">알렉세이: 나쁜 거예요?</w:t>
-      </w:r>
-    </w:p>
-    <w:p>
-      <w:pPr>
-        <w:pStyle w:val="BodyText"/>
-      </w:pPr>
-      <w:r>
-        <w:t xml:space="preserve">올가: 질문이죠. 나쁜지 아닌지는 다음 장에 달렸어요. 정 팀장님, 일탈 보고서 있어요?</w:t>
-      </w:r>
-    </w:p>
-    <w:p>
-      <w:pPr>
-        <w:pStyle w:val="BodyText"/>
-      </w:pPr>
-      <w:r>
-        <w:t xml:space="preserve">소희: 잠깐요. 네. 여기. 일탈 112번. 검토자가 입원했었어요. 사흘 뒤 서명. 여기 설명과 서명. 우리 규칙대로 전부 기록돼 있어요.</w:t>
-      </w:r>
-    </w:p>
-    <w:p>
-      <w:pPr>
-        <w:pStyle w:val="BodyText"/>
-      </w:pPr>
-      <w:r>
-        <w:t xml:space="preserve">올가: 봐요. 이게 좋은 제조사와 나쁜 제조사의 차이예요. 실수는 누구에게나 있어요. 좋은 곳에선 그게 기록돼 있죠. 심사관은 우리 누구보다 그걸 잘 알아요, 믿어요.</w:t>
-      </w:r>
-    </w:p>
-    <w:p>
-      <w:pPr>
-        <w:pStyle w:val="BodyText"/>
-      </w:pPr>
-      <w:r>
-        <w:t xml:space="preserve">소희: 불량 일지처럼요. 종이로.</w:t>
-      </w:r>
-    </w:p>
-    <w:p>
-      <w:pPr>
-        <w:pStyle w:val="BodyText"/>
-      </w:pPr>
-      <w:r>
-        <w:t xml:space="preserve">올가: 불량 일지처럼요. 심사관은 빈 서명을 1분 만에 찾을 거예요. 우리는 2분 만에 일탈 112번을 보여 주죠. 차이는 1분, 그리고 우리 평판 전부예요.</w:t>
-      </w:r>
-    </w:p>
-    <w:p>
-      <w:pPr>
-        <w:pStyle w:val="BodyText"/>
-      </w:pPr>
-      <w:r>
-        <w:t xml:space="preserve">도윤: 정 팀장님이 물으세요: 5분 만에 다 찾으세요?</w:t>
-      </w:r>
-    </w:p>
-    <w:p>
-      <w:pPr>
-        <w:pStyle w:val="BodyText"/>
-      </w:pPr>
-      <w:r>
-        <w:t xml:space="preserve">올가: 20년째 배우는 중이에요. 처음 10년은 한 시간 걸렸어요.</w:t>
-      </w:r>
-    </w:p>
-    <w:p>
-      <w:pPr>
-        <w:pStyle w:val="BodyText"/>
-      </w:pPr>
-      <w:r>
-        <w:t xml:space="preserve">소희: 저는 — 15년. 30분 걸려요. 선생님이 더 빨라요.</w:t>
-      </w:r>
-    </w:p>
-    <w:p>
-      <w:pPr>
-        <w:pStyle w:val="BodyText"/>
-      </w:pPr>
-      <w:r>
-        <w:t xml:space="preserve">올가: 내가 나이가 많잖아요. 불공정한 이점이죠.</w:t>
-      </w:r>
-    </w:p>
-    <w:p>
-      <w:pPr>
-        <w:pStyle w:val="BodyText"/>
-      </w:pPr>
-      <w:r>
-        <w:t xml:space="preserve">알렉세이: 여쭤봐도 될까요? 또 뭘 찾으세요?</w:t>
-      </w:r>
-    </w:p>
-    <w:p>
-      <w:pPr>
-        <w:pStyle w:val="BodyText"/>
-      </w:pPr>
-      <w:r>
-        <w:t xml:space="preserve">올가: 심사관이 「신뢰할 수 없는 데이터」라고 부를 만한 걸 찾아요. 지운 흔적. 한 줄에 다른 잉크. 거꾸로 가는 날짜. 20년 동안 그런 걸 다 봤어요.</w:t>
-      </w:r>
-    </w:p>
-    <w:p>
-      <w:pPr>
-        <w:pStyle w:val="BodyText"/>
-      </w:pPr>
-      <w:r>
-        <w:t xml:space="preserve">소희: 우린 그런 거 없어요. 확인했어요. 세 번.</w:t>
-      </w:r>
-    </w:p>
-    <w:p>
-      <w:pPr>
-        <w:pStyle w:val="BodyText"/>
-      </w:pPr>
-      <w:r>
-        <w:t xml:space="preserve">올가: 믿어요. 그래도 네 번째로 확인할게요. 서운해하지 마요. 당신 때문이 아니라 심사관 때문이에요.</w:t>
-      </w:r>
-    </w:p>
-    <w:p>
-      <w:pPr>
-        <w:pStyle w:val="BodyText"/>
-      </w:pPr>
-      <w:r>
-        <w:t xml:space="preserve">소희: 안 서운해요. 나도 그래요. 원료 공급사한테.</w:t>
-      </w:r>
-    </w:p>
-    <w:p>
-      <w:pPr>
-        <w:pStyle w:val="BodyText"/>
-      </w:pPr>
-      <w:r>
-        <w:t xml:space="preserve">올가: 봐요. 그러니까 우린 같은 직업이에요. 내가 이리나 벨로바를 어떻게 검증했는지 얘기해 줄까요?</w:t>
-      </w:r>
-    </w:p>
-    <w:p>
-      <w:pPr>
-        <w:pStyle w:val="BodyText"/>
-      </w:pPr>
-      <w:r>
-        <w:t xml:space="preserve">소희: 이리나 씨? 감사인이잖아요. 감사인은 검증 못 해요.</w:t>
-      </w:r>
-    </w:p>
-    <w:p>
-      <w:pPr>
-        <w:pStyle w:val="BodyText"/>
-      </w:pPr>
-      <w:r>
-        <w:t xml:space="preserve">올가: 할 수 있어요. 그 사람이 내 실수를 찾았죠. 1년 뒤 내가 그 사람 걸 찾았어요. 보고서의 쉼표 하나. 사흘 동안 나랑 말을 안 했어요. 이제 우린 비겼고, 친구예요.</w:t>
-      </w:r>
-    </w:p>
-    <w:p>
-      <w:pPr>
-        <w:pStyle w:val="BodyText"/>
-      </w:pPr>
-      <w:r>
-        <w:t xml:space="preserve">도윤: 정 팀장님이 웃으세요. 「등록 담당은 뒤끝이 긴 사람들이에요」라고 하세요.</w:t>
-      </w:r>
-    </w:p>
-    <w:p>
-      <w:pPr>
-        <w:pStyle w:val="BodyText"/>
-      </w:pPr>
-      <w:r>
-        <w:t xml:space="preserve">올가: 뒤끝이 긴 게 아니라 꼼꼼한 거예요. 밖에서 보면 같은 거지만.</w:t>
-      </w:r>
-    </w:p>
-    <w:p>
-      <w:pPr>
-        <w:pStyle w:val="BodyText"/>
-      </w:pPr>
-      <w:r>
-        <w:t xml:space="preserve">소희: 올가 페트로브나, 질문 하나 더. 3월 감사. 인증서. 심사관에게 편지 — 썼어요. 봐 줄래요?</w:t>
-      </w:r>
-    </w:p>
-    <w:p>
-      <w:pPr>
-        <w:pStyle w:val="BodyText"/>
-      </w:pPr>
-      <w:r>
-        <w:t xml:space="preserve">올가: 볼게요. 그런데 먼저: 감사인이 누구예요? 같은 기관이에요?</w:t>
-      </w:r>
-    </w:p>
-    <w:p>
-      <w:pPr>
-        <w:pStyle w:val="BodyText"/>
-      </w:pPr>
-      <w:r>
-        <w:t xml:space="preserve">소희: 같아요. 독일. 18년.</w:t>
-      </w:r>
-    </w:p>
-    <w:p>
-      <w:pPr>
-        <w:pStyle w:val="BodyText"/>
-      </w:pPr>
-      <w:r>
-        <w:t xml:space="preserve">올가: 좋아요. 그럼 기관명, 감사 날짜, 기존 인증서 번호. 세 줄. 그 이상은 안 돼요.</w:t>
-      </w:r>
-    </w:p>
-    <w:p>
-      <w:pPr>
-        <w:pStyle w:val="BodyText"/>
-      </w:pPr>
-      <w:r>
-        <w:t xml:space="preserve">소희: 왜 그 이상은 안 돼요?</w:t>
-      </w:r>
-    </w:p>
-    <w:p>
-      <w:pPr>
-        <w:pStyle w:val="BodyText"/>
-      </w:pPr>
-      <w:r>
-        <w:t xml:space="preserve">올가: 긴 편지는 심사관이 변명으로 읽어요. 짧은 편지는 정보로 읽고요.</w:t>
-      </w:r>
-    </w:p>
-    <w:p>
-      <w:pPr>
-        <w:pStyle w:val="BodyText"/>
-      </w:pPr>
-      <w:r>
-        <w:t xml:space="preserve">소희: 짧은 건 — 정보로. 적을게요. 처음 들어요.</w:t>
-      </w:r>
-    </w:p>
-    <w:p>
-      <w:pPr>
-        <w:pStyle w:val="BodyText"/>
-      </w:pPr>
-      <w:r>
-        <w:t xml:space="preserve">도윤: 커피는 제가 이긴 것 같네요. 친해졌어요.</w:t>
+        <w:t xml:space="preserve">소희: 올가 페트로브나, 드디어 오셨네요! 여기 상자 두 개예요. 10년 전 배치, 전부 원본이에요.</w:t>
+      </w:r>
+    </w:p>
+    <w:p>
+      <w:pPr>
+        <w:pStyle w:val="BodyText"/>
+      </w:pPr>
+      <w:r>
+        <w:t xml:space="preserve">올가: 정 팀장님, 7시부터 기다려 줘서 고마워요. 바로 일 시작해도 될까요?</w:t>
+      </w:r>
+    </w:p>
+    <w:p>
+      <w:pPr>
+        <w:pStyle w:val="BodyText"/>
+      </w:pPr>
+      <w:r>
+        <w:t xml:space="preserve">소희: 돼요. 일하는 건 좋아요. 얘기는 나중에 해요.</w:t>
+      </w:r>
+    </w:p>
+    <w:p>
+      <w:pPr>
+        <w:pStyle w:val="BodyText"/>
+      </w:pPr>
+      <w:r>
+        <w:t xml:space="preserve">올가: 마음에 드네요. 시작해요. 안정성 일지, 배치 1. 0개월, 3, 6, 12… 36개월.</w:t>
+      </w:r>
+    </w:p>
+    <w:p>
+      <w:pPr>
+        <w:pStyle w:val="BodyText"/>
+      </w:pPr>
+      <w:r>
+        <w:t xml:space="preserve">소희: 다 있어요. 시점마다 분석자 서명과 검토자 서명이 있어요.</w:t>
+      </w:r>
+    </w:p>
+    <w:p>
+      <w:pPr>
+        <w:pStyle w:val="BodyText"/>
+      </w:pPr>
+      <w:r>
+        <w:t xml:space="preserve">올가: 보여요, 아주 꼼꼼하네요. 24개월… 그런데 여기 검토자 서명이 비어 있어요.</w:t>
+      </w:r>
+    </w:p>
+    <w:p>
+      <w:pPr>
+        <w:pStyle w:val="BodyText"/>
+      </w:pPr>
+      <w:r>
+        <w:t xml:space="preserve">소희: 비어 있어요? 보여 주세요. 아, 정말이네요. 9년 전 거예요.</w:t>
+      </w:r>
+    </w:p>
+    <w:p>
+      <w:pPr>
+        <w:pStyle w:val="BodyText"/>
+      </w:pPr>
+      <w:r>
+        <w:t xml:space="preserve">알렉세이: 그게 나쁜 거예요? 심사관이 그것 때문에 거절할 수도 있어요?</w:t>
+      </w:r>
+    </w:p>
+    <w:p>
+      <w:pPr>
+        <w:pStyle w:val="BodyText"/>
+      </w:pPr>
+      <w:r>
+        <w:t xml:space="preserve">올가: 그건 질문이에요. 나쁜지 아닌지는 다음 쪽에 달려 있어요. 정 팀장님, 일탈 보고서 있어요?</w:t>
+      </w:r>
+    </w:p>
+    <w:p>
+      <w:pPr>
+        <w:pStyle w:val="BodyText"/>
+      </w:pPr>
+      <w:r>
+        <w:t xml:space="preserve">소희: 잠깐만요… 네, 여기요. 일탈 112번. 검토자가 그때 입원해 있어서 사흘 뒤에 서명했어요. 설명과 서명이 여기 있어요. 전부 규정대로 기록했고, 나중에 날짜를 고친 것도 없어요.</w:t>
+      </w:r>
+    </w:p>
+    <w:p>
+      <w:pPr>
+        <w:pStyle w:val="BodyText"/>
+      </w:pPr>
+      <w:r>
+        <w:t xml:space="preserve">올가: 바로 그거예요. 그게 좋은 제조사와 나쁜 제조사의 차이예요. 실수는 누구에게나 있지만, 좋은 제조사는 그걸 기록해 둬요. 심사관은 그걸 우리 누구보다 잘 알고, 바로 그걸 봐요. 믿어요.</w:t>
+      </w:r>
+    </w:p>
+    <w:p>
+      <w:pPr>
+        <w:pStyle w:val="BodyText"/>
+      </w:pPr>
+      <w:r>
+        <w:t xml:space="preserve">소희: 불량 일지 같은 거네요. 공장이 아니라 종이에 있을 뿐이고요.</w:t>
+      </w:r>
+    </w:p>
+    <w:p>
+      <w:pPr>
+        <w:pStyle w:val="BodyText"/>
+      </w:pPr>
+      <w:r>
+        <w:t xml:space="preserve">올가: 네, 불량 일지처럼요. 심사관은 빈 서명을 1분 만에 찾겠지만, 우린 2분 만에 일탈 112번을 보여 줄 거예요. 차이는 1분뿐이지만, 우리 평판 전체가 거기 달려 있어요.</w:t>
+      </w:r>
+    </w:p>
+    <w:p>
+      <w:pPr>
+        <w:pStyle w:val="BodyText"/>
+      </w:pPr>
+      <w:r>
+        <w:t xml:space="preserve">도윤: 정 팀장님이 여쭤보세요. 늘 그렇게 5분 만에 다 찾으세요?</w:t>
+      </w:r>
+    </w:p>
+    <w:p>
+      <w:pPr>
+        <w:pStyle w:val="BodyText"/>
+      </w:pPr>
+      <w:r>
+        <w:t xml:space="preserve">올가: 20년째 배우고 있어요. 처음 10년은 한 시간 걸렸어요.</w:t>
+      </w:r>
+    </w:p>
+    <w:p>
+      <w:pPr>
+        <w:pStyle w:val="BodyText"/>
+      </w:pPr>
+      <w:r>
+        <w:t xml:space="preserve">소희: 전 15년째 배우는데 30분 걸려요. 저보다 빠르시네요.</w:t>
+      </w:r>
+    </w:p>
+    <w:p>
+      <w:pPr>
+        <w:pStyle w:val="BodyText"/>
+      </w:pPr>
+      <w:r>
+        <w:t xml:space="preserve">올가: 내가 나이가 많을 뿐이에요. 그건 불공정한 이점이죠.</w:t>
+      </w:r>
+    </w:p>
+    <w:p>
+      <w:pPr>
+        <w:pStyle w:val="BodyText"/>
+      </w:pPr>
+      <w:r>
+        <w:t xml:space="preserve">알렉세이: 하나 물어봐도 될까요? 이 일지에서 또 뭘 찾으세요?</w:t>
+      </w:r>
+    </w:p>
+    <w:p>
+      <w:pPr>
+        <w:pStyle w:val="BodyText"/>
+      </w:pPr>
+      <w:r>
+        <w:t xml:space="preserve">올가: 심사관이 「신뢰할 수 없는 데이터」라고 할 만한 걸 찾아요. 지운 흔적, 한 줄에 다른 잉크, 거꾸로 가는 날짜. 20년 동안 다 봤어요, 그것도 여러 번이요.</w:t>
+      </w:r>
+    </w:p>
+    <w:p>
+      <w:pPr>
+        <w:pStyle w:val="BodyText"/>
+      </w:pPr>
+      <w:r>
+        <w:t xml:space="preserve">소희: 우리한텐 그런 거 없어요. 제가 직접 세 번 연속 확인했어요.</w:t>
+      </w:r>
+    </w:p>
+    <w:p>
+      <w:pPr>
+        <w:pStyle w:val="BodyText"/>
+      </w:pPr>
+      <w:r>
+        <w:t xml:space="preserve">올가: 믿어요. 그래도 네 번째로 확인할게요, 서운해하지 마요. 당신이 아니라 심사관 때문이에요.</w:t>
+      </w:r>
+    </w:p>
+    <w:p>
+      <w:pPr>
+        <w:pStyle w:val="BodyText"/>
+      </w:pPr>
+      <w:r>
+        <w:t xml:space="preserve">소희: 서운하지 않아요. 저도 분말 공급사한테 그렇게 해요.</w:t>
+      </w:r>
+    </w:p>
+    <w:p>
+      <w:pPr>
+        <w:pStyle w:val="BodyText"/>
+      </w:pPr>
+      <w:r>
+        <w:t xml:space="preserve">올가: 그럼 우린 같은 직업이네요. 내가 이리나 벨로바를 어떻게 검사했는지 얘기해 줄까요?</w:t>
+      </w:r>
+    </w:p>
+    <w:p>
+      <w:pPr>
+        <w:pStyle w:val="BodyText"/>
+      </w:pPr>
+      <w:r>
+        <w:t xml:space="preserve">소희: 이리나 씨요? 감사인이잖아요. 그 사람은 검사할 수가 없어요.</w:t>
+      </w:r>
+    </w:p>
+    <w:p>
+      <w:pPr>
+        <w:pStyle w:val="BodyText"/>
+      </w:pPr>
+      <w:r>
+        <w:t xml:space="preserve">올가: 할 수 있어요. 먼저 그녀가 내 실수를 찾았고, 1년 뒤 내가 그녀 실수를 찾았어요. 보고서의 쉼표 하나. 사흘 동안 나랑 말을 안 했어요. 지금은 피장파장이고 친해요. 가끔 아직도 쉼표로 다투지만요.</w:t>
+      </w:r>
+    </w:p>
+    <w:p>
+      <w:pPr>
+        <w:pStyle w:val="BodyText"/>
+      </w:pPr>
+      <w:r>
+        <w:t xml:space="preserve">도윤: 정 팀장님이 웃으세요. 「등록 담당들은 뒤끝이 있는 사람들」이래요.</w:t>
+      </w:r>
+    </w:p>
+    <w:p>
+      <w:pPr>
+        <w:pStyle w:val="BodyText"/>
+      </w:pPr>
+      <w:r>
+        <w:t xml:space="preserve">올가: 뒤끝이 있는 게 아니라 꼼꼼한 거예요. 옆에서 보면 같은 거지만요.</w:t>
+      </w:r>
+    </w:p>
+    <w:p>
+      <w:pPr>
+        <w:pStyle w:val="BodyText"/>
+      </w:pPr>
+      <w:r>
+        <w:t xml:space="preserve">소희: 올가 페트로브나, 질문이 하나 더 있어요. 3월에 감사와 새 인증서가 있어요. 심사관에게 보낼 편지를 썼는데, 봐 주실래요?</w:t>
+      </w:r>
+    </w:p>
+    <w:p>
+      <w:pPr>
+        <w:pStyle w:val="BodyText"/>
+      </w:pPr>
+      <w:r>
+        <w:t xml:space="preserve">올가: 볼게요. 그런데 먼저 말해 줘요. 감사인은 누구예요? 전과 같은 기관이에요?</w:t>
+      </w:r>
+    </w:p>
+    <w:p>
+      <w:pPr>
+        <w:pStyle w:val="BodyText"/>
+      </w:pPr>
+      <w:r>
+        <w:t xml:space="preserve">소희: 같아요, 독일 기관이요. 18년째 함께 일하고 있어요.</w:t>
+      </w:r>
+    </w:p>
+    <w:p>
+      <w:pPr>
+        <w:pStyle w:val="BodyText"/>
+      </w:pPr>
+      <w:r>
+        <w:t xml:space="preserve">올가: 좋아요. 그럼 기관 이름, 감사 날짜, 기존 인증서 번호를 써요. 세 줄, 그 이상은 안 돼요.</w:t>
+      </w:r>
+    </w:p>
+    <w:p>
+      <w:pPr>
+        <w:pStyle w:val="BodyText"/>
+      </w:pPr>
+      <w:r>
+        <w:t xml:space="preserve">소희: 왜 더 쓰면 안 돼요? 심사관에게 더 자세히 설명해야 할 것 같았는데요.</w:t>
+      </w:r>
+    </w:p>
+    <w:p>
+      <w:pPr>
+        <w:pStyle w:val="BodyText"/>
+      </w:pPr>
+      <w:r>
+        <w:t xml:space="preserve">올가: 심사관은 긴 편지를 변명으로 읽고, 짧은 편지는 정보로 읽으니까요.</w:t>
+      </w:r>
+    </w:p>
+    <w:p>
+      <w:pPr>
+        <w:pStyle w:val="BodyText"/>
+      </w:pPr>
+      <w:r>
+        <w:t xml:space="preserve">소희: 「짧은 건 정보로.」 적어 둘게요. 저한텐 새로운 거예요.</w:t>
+      </w:r>
+    </w:p>
+    <w:p>
+      <w:pPr>
+        <w:pStyle w:val="BodyText"/>
+      </w:pPr>
+      <w:r>
+        <w:t xml:space="preserve">도윤: 커피 내기는 제가 이긴 것 같네요. 보세요, 벌써 친해졌어요.</w:t>
       </w:r>
     </w:p>
     <w:bookmarkEnd w:id="34"/>
@@ -3491,63 +3529,63 @@
         <w:pStyle w:val="FirstParagraph"/>
       </w:pPr>
       <w:r>
-        <w:t xml:space="preserve">알렉세이: 대표님, 이분이 올가 페트로브나예요. 저희 등록 담당이에요.</w:t>
-      </w:r>
-    </w:p>
-    <w:p>
-      <w:pPr>
-        <w:pStyle w:val="BodyText"/>
-      </w:pPr>
-      <w:r>
-        <w:t xml:space="preserve">도윤: 대표님 말씀: 환영합니다, 올가 페트로브나. 바닥을 보라고 한 등록 담당을 만나서 기쁘시대요.</w:t>
-      </w:r>
-    </w:p>
-    <w:p>
-      <w:pPr>
-        <w:pStyle w:val="BodyText"/>
-      </w:pPr>
-      <w:r>
-        <w:t xml:space="preserve">올가: 안녕하세요, 대표님. 바닥 봤어요. 깨끗해요. 안정성 일지도 — 깨끗해요. 거의요.</w:t>
-      </w:r>
-    </w:p>
-    <w:p>
-      <w:pPr>
-        <w:pStyle w:val="BodyText"/>
-      </w:pPr>
-      <w:r>
-        <w:t xml:space="preserve">도윤: 「거의」라고요? 하고 물으세요.</w:t>
-      </w:r>
-    </w:p>
-    <w:p>
-      <w:pPr>
-        <w:pStyle w:val="BodyText"/>
-      </w:pPr>
-      <w:r>
-        <w:t xml:space="preserve">올가: 9년 전 빈 서명 하나. 일탈 112번과 함께. 완벽한 것보다 나아요.</w:t>
-      </w:r>
-    </w:p>
-    <w:p>
-      <w:pPr>
-        <w:pStyle w:val="BodyText"/>
-      </w:pPr>
-      <w:r>
-        <w:t xml:space="preserve">도윤: 「왜 완벽한 것보다 낫습니까?」</w:t>
-      </w:r>
-    </w:p>
-    <w:p>
-      <w:pPr>
-        <w:pStyle w:val="BodyText"/>
-      </w:pPr>
-      <w:r>
-        <w:t xml:space="preserve">올가: 완벽한 일지는 없어요. 완벽한 일지를 보면 심사관은 두 배로 확인하기 시작해요.</w:t>
-      </w:r>
-    </w:p>
-    <w:p>
-      <w:pPr>
-        <w:pStyle w:val="BodyText"/>
-      </w:pPr>
-      <w:r>
-        <w:t xml:space="preserve">도윤: 대표님이 웃으세요. 어머님도 병원 일지에 대해 똑같이 말씀하셨대요.</w:t>
+        <w:t xml:space="preserve">알렉세이: 대표님, 소개해 드릴게요. 저희 등록 담당 올가 페트로브나예요.</w:t>
+      </w:r>
+    </w:p>
+    <w:p>
+      <w:pPr>
+        <w:pStyle w:val="BodyText"/>
+      </w:pPr>
+      <w:r>
+        <w:t xml:space="preserve">도윤: 대표님 말씀이, 환영합니다, 올가 페트로브나. 바닥을 보라고 하신 등록 담당을 뵙게 돼 기쁘시대요.</w:t>
+      </w:r>
+    </w:p>
+    <w:p>
+      <w:pPr>
+        <w:pStyle w:val="BodyText"/>
+      </w:pPr>
+      <w:r>
+        <w:t xml:space="preserve">올가: 안녕하세요, 대표님. 바닥은 벌써 봤어요. 깨끗해요. 안정성 일지도 깨끗하고요. 거의요.</w:t>
+      </w:r>
+    </w:p>
+    <w:p>
+      <w:pPr>
+        <w:pStyle w:val="BodyText"/>
+      </w:pPr>
+      <w:r>
+        <w:t xml:space="preserve">도윤: 대표님이 물으세요. 「거의」요? 「거의」가 무슨 뜻이에요?</w:t>
+      </w:r>
+    </w:p>
+    <w:p>
+      <w:pPr>
+        <w:pStyle w:val="BodyText"/>
+      </w:pPr>
+      <w:r>
+        <w:t xml:space="preserve">올가: 9년 전 빈 서명이 하나 있는데, 일탈 112번이 붙어 있어요. 그게 완벽한 것보다 오히려 나아요.</w:t>
+      </w:r>
+    </w:p>
+    <w:p>
+      <w:pPr>
+        <w:pStyle w:val="BodyText"/>
+      </w:pPr>
+      <w:r>
+        <w:t xml:space="preserve">도윤: 「왜 완벽한 것보다 나은가?」 하고 물으세요. 무척 궁금해하세요.</w:t>
+      </w:r>
+    </w:p>
+    <w:p>
+      <w:pPr>
+        <w:pStyle w:val="BodyText"/>
+      </w:pPr>
+      <w:r>
+        <w:t xml:space="preserve">올가: 완벽한 일지는 없으니까요. 완벽한 일지를 보면 심사관은 두 배로 검사하기 시작해요.</w:t>
+      </w:r>
+    </w:p>
+    <w:p>
+      <w:pPr>
+        <w:pStyle w:val="BodyText"/>
+      </w:pPr>
+      <w:r>
+        <w:t xml:space="preserve">도윤: 대표님이 웃으세요. 어머님도 병원 일지를 두고 똑같은 말씀을 하셨대요.</w:t>
       </w:r>
     </w:p>
     <w:p>
@@ -3563,167 +3601,167 @@
         <w:pStyle w:val="BodyText"/>
       </w:pPr>
       <w:r>
-        <w:t xml:space="preserve">도윤: 그분 거예요. 매일 아침. 130에 80. 「혈압 정상. 바닥 깨끗.」</w:t>
-      </w:r>
-    </w:p>
-    <w:p>
-      <w:pPr>
-        <w:pStyle w:val="BodyText"/>
-      </w:pPr>
-      <w:r>
-        <w:t xml:space="preserve">알렉세이: 전할게요. 기뻐하실 거예요. 할머니는 이웃 지나 아주머니네서 재세요.</w:t>
-      </w:r>
-    </w:p>
-    <w:p>
-      <w:pPr>
-        <w:pStyle w:val="BodyText"/>
-      </w:pPr>
-      <w:r>
-        <w:t xml:space="preserve">도윤: 도시에를 물으세요. 언제 제출해요?</w:t>
-      </w:r>
-    </w:p>
-    <w:p>
-      <w:pPr>
-        <w:pStyle w:val="BodyText"/>
-      </w:pPr>
-      <w:r>
-        <w:t xml:space="preserve">올가: 11월 20일. 2주 뒤. 요약은 고쳤어요. 결절 — 들어 있어요. 얇은 피부 — 별도 항목.</w:t>
-      </w:r>
-    </w:p>
-    <w:p>
-      <w:pPr>
-        <w:pStyle w:val="BodyText"/>
-      </w:pPr>
-      <w:r>
-        <w:t xml:space="preserve">도윤: 「금고는요? 이리나 씨는 뭐라고 합니까?」라고 물으세요.</w:t>
-      </w:r>
-    </w:p>
-    <w:p>
-      <w:pPr>
-        <w:pStyle w:val="BodyText"/>
-      </w:pPr>
-      <w:r>
-        <w:t xml:space="preserve">알렉세이: 솔직하게 말해도 될까요, 대표님?</w:t>
-      </w:r>
-    </w:p>
-    <w:p>
-      <w:pPr>
-        <w:pStyle w:val="BodyText"/>
-      </w:pPr>
-      <w:r>
-        <w:t xml:space="preserve">도윤: 「솔직하게만. 다른 건 통역 안 합니다.」 이건 제가 덧붙였어요. 그래도 고개를 끄덕이셨어요.</w:t>
-      </w:r>
-    </w:p>
-    <w:p>
-      <w:pPr>
-        <w:pStyle w:val="BodyText"/>
-      </w:pPr>
-      <w:r>
-        <w:t xml:space="preserve">알렉세이: 12월에 금고가 비어요. 0이요. 등록까지 돈 없는 10개월. 투자자를 찾고 있어요.</w:t>
-      </w:r>
-    </w:p>
-    <w:p>
-      <w:pPr>
-        <w:pStyle w:val="BodyText"/>
-      </w:pPr>
-      <w:r>
-        <w:t xml:space="preserve">도윤: 침묵하세요. 그리고: 「직접 말해 줘서 고맙습니다. 반년 뒤가 아니라.」</w:t>
-      </w:r>
-    </w:p>
-    <w:p>
-      <w:pPr>
-        <w:pStyle w:val="BodyText"/>
-      </w:pPr>
-      <w:r>
-        <w:t xml:space="preserve">알렉세이: 배웠어요. 구멍 있는 표가 예쁜 표보다 낫다는 걸요.</w:t>
-      </w:r>
-    </w:p>
-    <w:p>
-      <w:pPr>
-        <w:pStyle w:val="BodyText"/>
-      </w:pPr>
-      <w:r>
-        <w:t xml:space="preserve">도윤: 「돈은 당신들 일입니다. 내 일이 아니고요. 내가 돈을 주면 나는 당신들의 주인이 됩니다. 나에겐 직원이 아니라 파트너가 필요해요.」 서로 다른 역할이라고요.</w:t>
-      </w:r>
-    </w:p>
-    <w:p>
-      <w:pPr>
-        <w:pStyle w:val="BodyText"/>
-      </w:pPr>
-      <w:r>
-        <w:t xml:space="preserve">올가: 맞아요. 나라도 똑같이 말했을 거예요.</w:t>
-      </w:r>
-    </w:p>
-    <w:p>
-      <w:pPr>
-        <w:pStyle w:val="BodyText"/>
-      </w:pPr>
-      <w:r>
-        <w:t xml:space="preserve">도윤: 「하지만 돈이 아닌 걸로는 도울 수 있습니다. 등록 후 한국인 트레이너를 보내겠습니다. 무료로. 첫 의사 교육에.」 대표님 결정이고, 저도 지지해요.</w:t>
-      </w:r>
-    </w:p>
-    <w:p>
-      <w:pPr>
-        <w:pStyle w:val="BodyText"/>
-      </w:pPr>
-      <w:r>
-        <w:t xml:space="preserve">알렉세이: 무료로요? 큰 거예요.</w:t>
-      </w:r>
-    </w:p>
-    <w:p>
-      <w:pPr>
-        <w:pStyle w:val="BodyText"/>
-      </w:pPr>
-      <w:r>
-        <w:t xml:space="preserve">도윤: 「선물이 아닙니다. 상자 위의 내 이름은 내 책임입니다.」</w:t>
-      </w:r>
-    </w:p>
-    <w:p>
-      <w:pPr>
-        <w:pStyle w:val="BodyText"/>
-      </w:pPr>
-      <w:r>
-        <w:t xml:space="preserve">올가: 대표님, 등록 담당으로서 질문해도 될까요?</w:t>
-      </w:r>
-    </w:p>
-    <w:p>
-      <w:pPr>
-        <w:pStyle w:val="BodyText"/>
-      </w:pPr>
-      <w:r>
-        <w:t xml:space="preserve">도윤: 「등록 담당에겐 — 언제나.」</w:t>
-      </w:r>
-    </w:p>
-    <w:p>
-      <w:pPr>
-        <w:pStyle w:val="BodyText"/>
-      </w:pPr>
-      <w:r>
-        <w:t xml:space="preserve">올가: 2년 뒤엔 유라시아 연합 규칙으로 갈 거예요. 공장 실사가 있죠. 오늘 대표님 절차 중 세 개를 보고 싶어요. 실사관이 제일 먼저 요구할 것들로. 나중에 놀랄 일이 없게요.</w:t>
-      </w:r>
-    </w:p>
-    <w:p>
-      <w:pPr>
-        <w:pStyle w:val="BodyText"/>
-      </w:pPr>
-      <w:r>
-        <w:t xml:space="preserve">도윤: 「200개 전부 보십시오. 실사관보다 먼저 뭐가 잘못인지 말해 주십시오.」</w:t>
-      </w:r>
-    </w:p>
-    <w:p>
-      <w:pPr>
-        <w:pStyle w:val="BodyText"/>
-      </w:pPr>
-      <w:r>
-        <w:t xml:space="preserve">올가: 그럼 점심 뒤에. 정 팀장님과. 커피 없이.</w:t>
-      </w:r>
-    </w:p>
-    <w:p>
-      <w:pPr>
-        <w:pStyle w:val="BodyText"/>
-      </w:pPr>
-      <w:r>
-        <w:t xml:space="preserve">알렉세이: 올가 페트로브나는 커피 없이는 일 안 해요. 도윤이 내기에 이겼으니 — 사라고 하죠.</w:t>
+        <w:t xml:space="preserve">도윤: 네, 할머님 거예요. 매일 아침 재세요. 130에 80. 「혈압 정상, 바닥 깨끗.」</w:t>
+      </w:r>
+    </w:p>
+    <w:p>
+      <w:pPr>
+        <w:pStyle w:val="BodyText"/>
+      </w:pPr>
+      <w:r>
+        <w:t xml:space="preserve">알렉세이: 할머니께 꼭 전할게요, 기뻐하실 거예요. 지금은 이웃 지나 아주머니 댁에서 재세요.</w:t>
+      </w:r>
+    </w:p>
+    <w:p>
+      <w:pPr>
+        <w:pStyle w:val="BodyText"/>
+      </w:pPr>
+      <w:r>
+        <w:t xml:space="preserve">도윤: 대표님이 도시에에 대해 물으세요. 언제 제출해요?</w:t>
+      </w:r>
+    </w:p>
+    <w:p>
+      <w:pPr>
+        <w:pStyle w:val="BodyText"/>
+      </w:pPr>
+      <w:r>
+        <w:t xml:space="preserve">올가: 11월 20일, 그러니까 2주 뒤예요. 요약은 고쳤고, 결절도 들어가 있고, 얇은 피부는 별도 항목으로 썼어요.</w:t>
+      </w:r>
+    </w:p>
+    <w:p>
+      <w:pPr>
+        <w:pStyle w:val="BodyText"/>
+      </w:pPr>
+      <w:r>
+        <w:t xml:space="preserve">도윤: 이번엔 「금고는요? 이리나 씨는 뭐라고 해요?」 하고 물으세요.</w:t>
+      </w:r>
+    </w:p>
+    <w:p>
+      <w:pPr>
+        <w:pStyle w:val="BodyText"/>
+      </w:pPr>
+      <w:r>
+        <w:t xml:space="preserve">알렉세이: 대표님, 근사한 말 없이 솔직하게 답해도 될까요?</w:t>
+      </w:r>
+    </w:p>
+    <w:p>
+      <w:pPr>
+        <w:pStyle w:val="BodyText"/>
+      </w:pPr>
+      <w:r>
+        <w:t xml:space="preserve">도윤: 「솔직하게만. 다른 건 통역 안 해요」라고 하세요. 뒷부분은 제가 붙였지만, 고개를 끄덕이셨어요.</w:t>
+      </w:r>
+    </w:p>
+    <w:p>
+      <w:pPr>
+        <w:pStyle w:val="BodyText"/>
+      </w:pPr>
+      <w:r>
+        <w:t xml:space="preserve">알렉세이: 12월이면 금고가 비어요, 0이에요. 등록까지 열 달 동안 돈이 없어서 투자자를 찾고 있어요.</w:t>
+      </w:r>
+    </w:p>
+    <w:p>
+      <w:pPr>
+        <w:pStyle w:val="BodyText"/>
+      </w:pPr>
+      <w:r>
+        <w:t xml:space="preserve">도윤: 말이 없으세요. 그러다 말씀하세요: 「반년 뒤가 아니라 직접 말해 줘서 고맙다.」</w:t>
+      </w:r>
+    </w:p>
+    <w:p>
+      <w:pPr>
+        <w:pStyle w:val="BodyText"/>
+      </w:pPr>
+      <w:r>
+        <w:t xml:space="preserve">알렉세이: 저희가 배운 거예요. 구멍 있는 표가 예쁜 표보다 나아요.</w:t>
+      </w:r>
+    </w:p>
+    <w:p>
+      <w:pPr>
+        <w:pStyle w:val="BodyText"/>
+      </w:pPr>
+      <w:r>
+        <w:t xml:space="preserve">도윤: 대표님 말씀이: 「돈은 내 일이 아니라 당신들 일이다. 내가 돈을 주면 내가 당신들의 주인이 된다. 나에겐 직원이 아니라 파트너가 필요하다.」 서로 다른 역할이고, 대표님은 절대 섞지 않으세요.</w:t>
+      </w:r>
+    </w:p>
+    <w:p>
+      <w:pPr>
+        <w:pStyle w:val="BodyText"/>
+      </w:pPr>
+      <w:r>
+        <w:t xml:space="preserve">올가: 맞아요. 내가 그 자리였어도 똑같이 말했을 거예요.</w:t>
+      </w:r>
+    </w:p>
+    <w:p>
+      <w:pPr>
+        <w:pStyle w:val="BodyText"/>
+      </w:pPr>
+      <w:r>
+        <w:t xml:space="preserve">도윤: 대표님 말씀이: 「하지만 돈이 아닌 걸로는 도울 수 있다. 등록 후 첫 의사 교육에 한국 트레이너를 무료로 보내겠다.」 대표님의 결정이고, 저도 전적으로 지지해요. 교육 없이는 판매도 없으니까요.</w:t>
+      </w:r>
+    </w:p>
+    <w:p>
+      <w:pPr>
+        <w:pStyle w:val="BodyText"/>
+      </w:pPr>
+      <w:r>
+        <w:t xml:space="preserve">알렉세이: 무료로요? 하지만 그건 저희한테 정말 큰 도움이에요.</w:t>
+      </w:r>
+    </w:p>
+    <w:p>
+      <w:pPr>
+        <w:pStyle w:val="BodyText"/>
+      </w:pPr>
+      <w:r>
+        <w:t xml:space="preserve">도윤: 대표님 말씀이: 「선물이 아니다. 상자에 적힌 내 이름은 내 책임이다.」</w:t>
+      </w:r>
+    </w:p>
+    <w:p>
+      <w:pPr>
+        <w:pStyle w:val="BodyText"/>
+      </w:pPr>
+      <w:r>
+        <w:t xml:space="preserve">올가: 대표님, 등록 담당으로서 질문 하나 드려도 될까요?</w:t>
+      </w:r>
+    </w:p>
+    <w:p>
+      <w:pPr>
+        <w:pStyle w:val="BodyText"/>
+      </w:pPr>
+      <w:r>
+        <w:t xml:space="preserve">도윤: 「등록 담당에겐 언제든지」라고 하세요.</w:t>
+      </w:r>
+    </w:p>
+    <w:p>
+      <w:pPr>
+        <w:pStyle w:val="BodyText"/>
+      </w:pPr>
+      <w:r>
+        <w:t xml:space="preserve">올가: 2년 뒤 우린 유라시아연합 규칙으로 가요. 그럼 공장 실사가 있어요. 오늘 실사관이 가장 먼저 요구할 절차 세 개를 보고 싶어요. 나중에 대표님도 우리도 놀랄 일이 없게요.</w:t>
+      </w:r>
+    </w:p>
+    <w:p>
+      <w:pPr>
+        <w:pStyle w:val="BodyText"/>
+      </w:pPr>
+      <w:r>
+        <w:t xml:space="preserve">도윤: 대표님 말씀이: 「200개 전부 보세요. 그리고 뭐가 잘못됐는지 실사관보다 먼저 말해 주세요.」</w:t>
+      </w:r>
+    </w:p>
+    <w:p>
+      <w:pPr>
+        <w:pStyle w:val="BodyText"/>
+      </w:pPr>
+      <w:r>
+        <w:t xml:space="preserve">올가: 그럼 점심 후에 정 팀장님과 같이요. 집중할 수 있게 커피 없이요.</w:t>
+      </w:r>
+    </w:p>
+    <w:p>
+      <w:pPr>
+        <w:pStyle w:val="BodyText"/>
+      </w:pPr>
+      <w:r>
+        <w:t xml:space="preserve">알렉세이: 올가 페트로브나는 커피 없인 일 안 하세요. 도윤이 내기에서 이겼으니 도윤이 사야죠.</w:t>
       </w:r>
     </w:p>
     <w:bookmarkEnd w:id="35"/>
@@ -3741,199 +3779,199 @@
         <w:pStyle w:val="FirstParagraph"/>
       </w:pPr>
       <w:r>
-        <w:t xml:space="preserve">도윤: 여기가 포장마차예요. 길거리 천막. 힘든 날 소주 마시는 곳이에요.</w:t>
-      </w:r>
-    </w:p>
-    <w:p>
-      <w:pPr>
-        <w:pStyle w:val="BodyText"/>
-      </w:pPr>
-      <w:r>
-        <w:t xml:space="preserve">알렉세이: 오늘이 힘든 날이었어요?</w:t>
-      </w:r>
-    </w:p>
-    <w:p>
-      <w:pPr>
-        <w:pStyle w:val="BodyText"/>
-      </w:pPr>
-      <w:r>
-        <w:t xml:space="preserve">도윤: 저한테는 — 네. 대표님은 만족하셨는데, 영업 부서는 아니에요.</w:t>
-      </w:r>
-    </w:p>
-    <w:p>
-      <w:pPr>
-        <w:pStyle w:val="BodyText"/>
-      </w:pPr>
-      <w:r>
-        <w:t xml:space="preserve">알렉세이: 영업 부서는 왜 불만이에요?</w:t>
-      </w:r>
-    </w:p>
-    <w:p>
-      <w:pPr>
-        <w:pStyle w:val="BodyText"/>
-      </w:pPr>
-      <w:r>
-        <w:t xml:space="preserve">도윤: 러시아는 작은 고객이니까요. 제 시간의 20퍼센트. 그런데 돈은 아직 — 0. 「박 과장이 러시아 몽상가들한테 시간을 버린다」고 해요. 듣기 정말 싫지만, 사실이에요.</w:t>
-      </w:r>
-    </w:p>
-    <w:p>
-      <w:pPr>
-        <w:pStyle w:val="BodyText"/>
-      </w:pPr>
-      <w:r>
-        <w:t xml:space="preserve">알렉세이: 몽상가. 우리네요.</w:t>
-      </w:r>
-    </w:p>
-    <w:p>
-      <w:pPr>
-        <w:pStyle w:val="BodyText"/>
-      </w:pPr>
-      <w:r>
-        <w:t xml:space="preserve">도윤: 당신들이죠. 저도요. 영업 부장이 그랬어요: 「1년 안에 러시아가 팔기 시작 못 하면 넌 유럽으로 돌아간다.」 너한테 말 안 했어. 아니, 당신한테.</w:t>
-      </w:r>
-    </w:p>
-    <w:p>
-      <w:pPr>
-        <w:pStyle w:val="BodyText"/>
-      </w:pPr>
-      <w:r>
-        <w:t xml:space="preserve">알렉세이: 「너」라고 했어요.</w:t>
-      </w:r>
-    </w:p>
-    <w:p>
-      <w:pPr>
-        <w:pStyle w:val="BodyText"/>
-      </w:pPr>
-      <w:r>
-        <w:t xml:space="preserve">도윤: 했죠. 우연히. 아니면 아니고. 알렉세이, 제안해도 돼요? 러시아에선 이렇게 말하죠.</w:t>
-      </w:r>
-    </w:p>
-    <w:p>
-      <w:pPr>
-        <w:pStyle w:val="BodyText"/>
-      </w:pPr>
-      <w:r>
-        <w:t xml:space="preserve">알렉세이: 해요.</w:t>
-      </w:r>
-    </w:p>
-    <w:p>
-      <w:pPr>
-        <w:pStyle w:val="BodyText"/>
-      </w:pPr>
-      <w:r>
-        <w:t xml:space="preserve">도윤: 우리 말 놓자. 8개월이나 함께했잖아. 넌 우리가 왜 바닥을 닦는지 알고, 난 네 문에 왜 판지가 있는지 알아. 존댓말은 그만. 이제 그럴 때야.</w:t>
-      </w:r>
-    </w:p>
-    <w:p>
-      <w:pPr>
-        <w:pStyle w:val="BodyText"/>
-      </w:pPr>
-      <w:r>
-        <w:t xml:space="preserve">알렉세이: 그래. 말 놓자. 도윤.</w:t>
-      </w:r>
-    </w:p>
-    <w:p>
-      <w:pPr>
-        <w:pStyle w:val="BodyText"/>
-      </w:pPr>
-      <w:r>
-        <w:t xml:space="preserve">도윤: 알렉세이. 아니. 료샤. 료샤라고 해도 돼?</w:t>
-      </w:r>
-    </w:p>
-    <w:p>
-      <w:pPr>
-        <w:pStyle w:val="BodyText"/>
-      </w:pPr>
-      <w:r>
-        <w:t xml:space="preserve">알렉세이: 돼. 할머니랑 친구들만 그렇게 불러.</w:t>
-      </w:r>
-    </w:p>
-    <w:p>
-      <w:pPr>
-        <w:pStyle w:val="BodyText"/>
-      </w:pPr>
-      <w:r>
-        <w:t xml:space="preserve">도윤: 그럼 난 친구지. 따라 줘. 두 손으로, 내가 가르쳐 준 대로.</w:t>
-      </w:r>
-    </w:p>
-    <w:p>
-      <w:pPr>
-        <w:pStyle w:val="BodyText"/>
-      </w:pPr>
-      <w:r>
-        <w:t xml:space="preserve">알렉세이: 두 손으로. 말 놓는 걸 위하여?</w:t>
-      </w:r>
-    </w:p>
-    <w:p>
-      <w:pPr>
-        <w:pStyle w:val="BodyText"/>
-      </w:pPr>
-      <w:r>
-        <w:t xml:space="preserve">도윤: 말 놓는 걸 위하여. 그리고 1년 뒤 내가 유럽으로 안 보내지길 위하여.</w:t>
-      </w:r>
-    </w:p>
-    <w:p>
-      <w:pPr>
-        <w:pStyle w:val="BodyText"/>
-      </w:pPr>
-      <w:r>
-        <w:t xml:space="preserve">알렉세이: 안 보내. 약속해. 등록도 되고, 판매도 될 거야.</w:t>
-      </w:r>
-    </w:p>
-    <w:p>
-      <w:pPr>
-        <w:pStyle w:val="BodyText"/>
-      </w:pPr>
-      <w:r>
-        <w:t xml:space="preserve">도윤: 약속하지 마. 대표님이 그러셨어: 「약속은 대출이다.」 넌 이미 두 개나 있잖아.</w:t>
-      </w:r>
-    </w:p>
-    <w:p>
-      <w:pPr>
-        <w:pStyle w:val="BodyText"/>
-      </w:pPr>
-      <w:r>
-        <w:t xml:space="preserve">알렉세이: 그럼 약속 안 해. 일할게.</w:t>
-      </w:r>
-    </w:p>
-    <w:p>
-      <w:pPr>
-        <w:pStyle w:val="BodyText"/>
-      </w:pPr>
-      <w:r>
-        <w:t xml:space="preserve">도윤: 그래. 그게 나아. 있잖아, 페테르부르크에 선생님이 계셨어. 그분이 그러셨지: 「말을 놓는 건 술 마실 때가 아니라 진실을 말하기 시작할 때다.」 그땐 이해 못 했어.</w:t>
-      </w:r>
-    </w:p>
-    <w:p>
-      <w:pPr>
-        <w:pStyle w:val="BodyText"/>
-      </w:pPr>
-      <w:r>
-        <w:t xml:space="preserve">알렉세이: 그럼 넌 오늘 진실을 말한 거네. 영업 부서 얘기.</w:t>
-      </w:r>
-    </w:p>
-    <w:p>
-      <w:pPr>
-        <w:pStyle w:val="BodyText"/>
-      </w:pPr>
-      <w:r>
-        <w:t xml:space="preserve">도윤: 말했지. 통역이 아니라 내가 직접 한 첫 번째 진실이야.</w:t>
-      </w:r>
-    </w:p>
-    <w:p>
-      <w:pPr>
-        <w:pStyle w:val="BodyText"/>
-      </w:pPr>
-      <w:r>
-        <w:t xml:space="preserve">알렉세이: 그럼 나도 말할게. 무서워, 도윤. 매일 밤. 금고, 아파트, 아빠, 할머니.</w:t>
-      </w:r>
-    </w:p>
-    <w:p>
-      <w:pPr>
-        <w:pStyle w:val="BodyText"/>
-      </w:pPr>
-      <w:r>
-        <w:t xml:space="preserve">도윤: 알아. 네가 계산하는 걸 봤어. 안 무서운 사람은 계산 안 해. 그냥 기적을 기다리지. 그런데 우리 일엔 기적이 없어. 두려움을 위하여, 료샤. 위하여.</w:t>
+        <w:t xml:space="preserve">도윤: 여기가 포장마차, 그러니까 길거리 천막이에요. 힘든 날엔 여기서 소주를 마셔요.</w:t>
+      </w:r>
+    </w:p>
+    <w:p>
+      <w:pPr>
+        <w:pStyle w:val="BodyText"/>
+      </w:pPr>
+      <w:r>
+        <w:t xml:space="preserve">알렉세이: 오늘 힘든 날이었어요? 다 잘된 것 같았는데요.</w:t>
+      </w:r>
+    </w:p>
+    <w:p>
+      <w:pPr>
+        <w:pStyle w:val="BodyText"/>
+      </w:pPr>
+      <w:r>
+        <w:t xml:space="preserve">도윤: 저한텐 힘들었어요. 대표님은 만족하셨지만, 영업부는 아니에요.</w:t>
+      </w:r>
+    </w:p>
+    <w:p>
+      <w:pPr>
+        <w:pStyle w:val="BodyText"/>
+      </w:pPr>
+      <w:r>
+        <w:t xml:space="preserve">알렉세이: 영업부는 왜 불만이에요? 우리가 잘못한 것도 없는데요.</w:t>
+      </w:r>
+    </w:p>
+    <w:p>
+      <w:pPr>
+        <w:pStyle w:val="BodyText"/>
+      </w:pPr>
+      <w:r>
+        <w:t xml:space="preserve">도윤: 러시아는 작은 고객이니까요. 제 시간의 20퍼센트를 차지하는데 돈은 아직 0이에요. 「박 과장이 러시아 몽상가들한테 시간을 버린다」고 해요. 듣기 정말 싫지만, 사실이에요.</w:t>
+      </w:r>
+    </w:p>
+    <w:p>
+      <w:pPr>
+        <w:pStyle w:val="BodyText"/>
+      </w:pPr>
+      <w:r>
+        <w:t xml:space="preserve">알렉세이: 러시아 몽상가라… 그러니까 우리 얘기네요.</w:t>
+      </w:r>
+    </w:p>
+    <w:p>
+      <w:pPr>
+        <w:pStyle w:val="BodyText"/>
+      </w:pPr>
+      <w:r>
+        <w:t xml:space="preserve">도윤: 네, 당신들이죠. 그리고 저도요. 영업 부장이 그랬어요: 「1년 안에 러시아가 팔기 시작 못 하면 넌 유럽으로 돌아간다.」 너한테 말 안 했어. 아니, 당신한테.</w:t>
+      </w:r>
+    </w:p>
+    <w:p>
+      <w:pPr>
+        <w:pStyle w:val="BodyText"/>
+      </w:pPr>
+      <w:r>
+        <w:t xml:space="preserve">알렉세이: 잠깐만요, 방금 저한테 「너」라고 했어요.</w:t>
+      </w:r>
+    </w:p>
+    <w:p>
+      <w:pPr>
+        <w:pStyle w:val="BodyText"/>
+      </w:pPr>
+      <w:r>
+        <w:t xml:space="preserve">도윤: 했죠. 우연일 수도 있고, 아닐 수도 있고요. 알렉세이, 하나 제안해도 돼요? 러시아에선 이렇게 말하잖아요.</w:t>
+      </w:r>
+    </w:p>
+    <w:p>
+      <w:pPr>
+        <w:pStyle w:val="BodyText"/>
+      </w:pPr>
+      <w:r>
+        <w:t xml:space="preserve">알렉세이: 물론이죠, 제안해요. 듣고 있어요.</w:t>
+      </w:r>
+    </w:p>
+    <w:p>
+      <w:pPr>
+        <w:pStyle w:val="BodyText"/>
+      </w:pPr>
+      <w:r>
+        <w:t xml:space="preserve">도윤: 우리 말 놓자. 벌써 8개월이나 함께했잖아. 넌 우리가 왜 바닥을 닦는지 알고, 난 네 문에 왜 판지가 있는지 알아. 존댓말은 그만, 이제 그럴 때야. 우린 이미 오래전부터 남이 아니잖아.</w:t>
+      </w:r>
+    </w:p>
+    <w:p>
+      <w:pPr>
+        <w:pStyle w:val="BodyText"/>
+      </w:pPr>
+      <w:r>
+        <w:t xml:space="preserve">알렉세이: 그래, 말 놓자. 도윤, 정말 기뻐.</w:t>
+      </w:r>
+    </w:p>
+    <w:p>
+      <w:pPr>
+        <w:pStyle w:val="BodyText"/>
+      </w:pPr>
+      <w:r>
+        <w:t xml:space="preserve">도윤: 알렉세이… 아니, 료샤가 좋겠다. 료샤라고 불러도 돼?</w:t>
+      </w:r>
+    </w:p>
+    <w:p>
+      <w:pPr>
+        <w:pStyle w:val="BodyText"/>
+      </w:pPr>
+      <w:r>
+        <w:t xml:space="preserve">알렉세이: 돼. 그렇게 부르는 건 할머니랑 친구들뿐이야.</w:t>
+      </w:r>
+    </w:p>
+    <w:p>
+      <w:pPr>
+        <w:pStyle w:val="BodyText"/>
+      </w:pPr>
+      <w:r>
+        <w:t xml:space="preserve">도윤: 그럼 난 친구지. 따라 줘. 단, 내가 가르쳐 준 대로 두 손으로.</w:t>
+      </w:r>
+    </w:p>
+    <w:p>
+      <w:pPr>
+        <w:pStyle w:val="BodyText"/>
+      </w:pPr>
+      <w:r>
+        <w:t xml:space="preserve">알렉세이: 두 손으로, 예법대로. 말 놓는 걸 위하여?</w:t>
+      </w:r>
+    </w:p>
+    <w:p>
+      <w:pPr>
+        <w:pStyle w:val="BodyText"/>
+      </w:pPr>
+      <w:r>
+        <w:t xml:space="preserve">도윤: 말 놓는 걸 위하여. 그리고 1년 뒤에 내가 유럽으로 안 쫓겨나길 위하여.</w:t>
+      </w:r>
+    </w:p>
+    <w:p>
+      <w:pPr>
+        <w:pStyle w:val="BodyText"/>
+      </w:pPr>
+      <w:r>
+        <w:t xml:space="preserve">알렉세이: 안 쫓겨나. 약속할게. 등록도 되고 판매도 될 거야.</w:t>
+      </w:r>
+    </w:p>
+    <w:p>
+      <w:pPr>
+        <w:pStyle w:val="BodyText"/>
+      </w:pPr>
+      <w:r>
+        <w:t xml:space="preserve">도윤: 약속하지 마. 대표님은 「약속은 대출이다」라고 하셔. 너한텐 대출이 이미 두 개나 있잖아.</w:t>
+      </w:r>
+    </w:p>
+    <w:p>
+      <w:pPr>
+        <w:pStyle w:val="BodyText"/>
+      </w:pPr>
+      <w:r>
+        <w:t xml:space="preserve">알렉세이: 그럼 약속은 안 하고, 그냥 일할게.</w:t>
+      </w:r>
+    </w:p>
+    <w:p>
+      <w:pPr>
+        <w:pStyle w:val="BodyText"/>
+      </w:pPr>
+      <w:r>
+        <w:t xml:space="preserve">도윤: 그래, 그게 낫다. 있잖아, 상트페테르부르크에 선생님이 계셨어. 「말을 놓는 건 술 마실 때가 아니라 진실을 말하기 시작할 때다」라고 하셨지. 그땐 이해 못 했는데, 지금은 알 것 같아.</w:t>
+      </w:r>
+    </w:p>
+    <w:p>
+      <w:pPr>
+        <w:pStyle w:val="BodyText"/>
+      </w:pPr>
+      <w:r>
+        <w:t xml:space="preserve">알렉세이: 그럼 넌 오늘 진실을 말했네. 영업부 얘기랑 유럽 얘기.</w:t>
+      </w:r>
+    </w:p>
+    <w:p>
+      <w:pPr>
+        <w:pStyle w:val="BodyText"/>
+      </w:pPr>
+      <w:r>
+        <w:t xml:space="preserve">도윤: 그래, 말했어. 통역이 아니라 내가 직접 말한 첫 진실이야.</w:t>
+      </w:r>
+    </w:p>
+    <w:p>
+      <w:pPr>
+        <w:pStyle w:val="BodyText"/>
+      </w:pPr>
+      <w:r>
+        <w:t xml:space="preserve">알렉세이: 그럼 나도 진실을 말할게. 무서워, 도윤. 매일 밤. 금고, 아파트, 아버지, 할머니.</w:t>
+      </w:r>
+    </w:p>
+    <w:p>
+      <w:pPr>
+        <w:pStyle w:val="BodyText"/>
+      </w:pPr>
+      <w:r>
+        <w:t xml:space="preserve">도윤: 알아. 네가 계산하는 걸 봤어. 안 무서운 사람은 계산 안 해. 그냥 기적을 기다리지. 그런데 우리 일엔 기적이 없어. 그러니까 두려움을 위해 마시자, 료샤. 위하여.</w:t>
       </w:r>
     </w:p>
     <w:bookmarkEnd w:id="36"/>
@@ -3951,119 +3989,119 @@
         <w:pStyle w:val="FirstParagraph"/>
       </w:pPr>
       <w:r>
-        <w:t xml:space="preserve">올가: 알렉세이 니콜라예비치, 새벽 2시까지 소주 마신 얼굴이네요.</w:t>
-      </w:r>
-    </w:p>
-    <w:p>
-      <w:pPr>
-        <w:pStyle w:val="BodyText"/>
-      </w:pPr>
-      <w:r>
-        <w:t xml:space="preserve">알렉세이: 1시까지요. 솔직히.</w:t>
-      </w:r>
-    </w:p>
-    <w:p>
-      <w:pPr>
-        <w:pStyle w:val="BodyText"/>
-      </w:pPr>
-      <w:r>
-        <w:t xml:space="preserve">올가: 그리고 뭔가 바뀌었어요. 도윤이 아침에 「료샤, 버스」라고 했어요. 「알렉세이 니콜라예비치」가 아니라.</w:t>
-      </w:r>
-    </w:p>
-    <w:p>
-      <w:pPr>
-        <w:pStyle w:val="BodyText"/>
-      </w:pPr>
-      <w:r>
-        <w:t xml:space="preserve">알렉세이: 말을 놓았어요. 어제. 그가 제안했어요.</w:t>
-      </w:r>
-    </w:p>
-    <w:p>
-      <w:pPr>
-        <w:pStyle w:val="BodyText"/>
-      </w:pPr>
-      <w:r>
-        <w:t xml:space="preserve">올가: 그가 제안했군요. 좋아요. 러시아어로 먼저 말을 놓자고 하는 외국인은 드물어요. 소중히 여겨요.</w:t>
-      </w:r>
-    </w:p>
-    <w:p>
-      <w:pPr>
-        <w:pStyle w:val="BodyText"/>
-      </w:pPr>
-      <w:r>
-        <w:t xml:space="preserve">알렉세이: 그럴게요. 올가 페트로브나, 우리는요?</w:t>
-      </w:r>
-    </w:p>
-    <w:p>
-      <w:pPr>
-        <w:pStyle w:val="BodyText"/>
-      </w:pPr>
-      <w:r>
-        <w:t xml:space="preserve">올가: 우리는 — 존댓말. 아직은.</w:t>
-      </w:r>
-    </w:p>
-    <w:p>
-      <w:pPr>
-        <w:pStyle w:val="BodyText"/>
-      </w:pPr>
-      <w:r>
-        <w:t xml:space="preserve">알렉세이: 아직이면 — 얼마나요?</w:t>
-      </w:r>
-    </w:p>
-    <w:p>
-      <w:pPr>
-        <w:pStyle w:val="BodyText"/>
-      </w:pPr>
-      <w:r>
-        <w:t xml:space="preserve">올가: 등록도, 판매도, 함께 견딜 위기도 없는 동안은. 그다음에 보죠.</w:t>
-      </w:r>
-    </w:p>
-    <w:p>
-      <w:pPr>
-        <w:pStyle w:val="BodyText"/>
-      </w:pPr>
-      <w:r>
-        <w:t xml:space="preserve">알렉세이: 그러니까 몇 년 뒤네요.</w:t>
-      </w:r>
-    </w:p>
-    <w:p>
-      <w:pPr>
-        <w:pStyle w:val="BodyText"/>
-      </w:pPr>
-      <w:r>
-        <w:t xml:space="preserve">올가: 아마도요. 난 안 서둘러요. 등록 담당은 말을 천천히 놓아요. 심사관처럼.</w:t>
-      </w:r>
-    </w:p>
-    <w:p>
-      <w:pPr>
-        <w:pStyle w:val="BodyText"/>
-      </w:pPr>
-      <w:r>
-        <w:t xml:space="preserve">알렉세이: 그쪽 절차에서 질문 세 개를 찾으셨죠. 나쁜 거예요?</w:t>
-      </w:r>
-    </w:p>
-    <w:p>
-      <w:pPr>
-        <w:pStyle w:val="BodyText"/>
-      </w:pPr>
-      <w:r>
-        <w:t xml:space="preserve">올가: 좋은 거예요. 2년 뒤 실사관은 0개를 찾을 거예요. 오늘 우리가 세 개를 찾았으니까.</w:t>
-      </w:r>
-    </w:p>
-    <w:p>
-      <w:pPr>
-        <w:pStyle w:val="BodyText"/>
-      </w:pPr>
-      <w:r>
-        <w:t xml:space="preserve">알렉세이: 정 팀장님 울었어요?</w:t>
-      </w:r>
-    </w:p>
-    <w:p>
-      <w:pPr>
-        <w:pStyle w:val="BodyText"/>
-      </w:pPr>
-      <w:r>
-        <w:t xml:space="preserve">올가: 아니요. 이번엔 — 아니에요. 「짧은 건 정보로」라고 하더니 질문 세 개를 세 줄로 적었어요. 내가 배울 때보다 빨리 배워요. 조금 부럽기까지 하네요.</w:t>
+        <w:t xml:space="preserve">올가: 알렉세이 니콜라예비치, 새벽 두 시까지 소주 마신 얼굴이네요.</w:t>
+      </w:r>
+    </w:p>
+    <w:p>
+      <w:pPr>
+        <w:pStyle w:val="BodyText"/>
+      </w:pPr>
+      <w:r>
+        <w:t xml:space="preserve">알렉세이: 한 시까지만요, 정말이에요. 뭐, 한 시 반까지였을 수도 있고요.</w:t>
+      </w:r>
+    </w:p>
+    <w:p>
+      <w:pPr>
+        <w:pStyle w:val="BodyText"/>
+      </w:pPr>
+      <w:r>
+        <w:t xml:space="preserve">올가: 그리고 뭔가 달라졌어요. 아침에 도윤이 「알렉세이 니콜라예비치」가 아니라 「료샤, 버스」라고 했잖아요.</w:t>
+      </w:r>
+    </w:p>
+    <w:p>
+      <w:pPr>
+        <w:pStyle w:val="BodyText"/>
+      </w:pPr>
+      <w:r>
+        <w:t xml:space="preserve">알렉세이: 네, 말 놓기로 했어요. 어젯밤에, 도윤이 먼저 제안했어요.</w:t>
+      </w:r>
+    </w:p>
+    <w:p>
+      <w:pPr>
+        <w:pStyle w:val="BodyText"/>
+      </w:pPr>
+      <w:r>
+        <w:t xml:space="preserve">올가: 먼저 제안했다고요? 좋네요. 외국인이 러시아어로 먼저 말을 놓자고 하는 건 드문 일이니, 소중히 여겨요.</w:t>
+      </w:r>
+    </w:p>
+    <w:p>
+      <w:pPr>
+        <w:pStyle w:val="BodyText"/>
+      </w:pPr>
+      <w:r>
+        <w:t xml:space="preserve">알렉세이: 소중히 여겨요. 올가 페트로브나, 그럼 우리는요?</w:t>
+      </w:r>
+    </w:p>
+    <w:p>
+      <w:pPr>
+        <w:pStyle w:val="BodyText"/>
+      </w:pPr>
+      <w:r>
+        <w:t xml:space="preserve">올가: 우린 계속 존댓말이에요. 아직은요.</w:t>
+      </w:r>
+    </w:p>
+    <w:p>
+      <w:pPr>
+        <w:pStyle w:val="BodyText"/>
+      </w:pPr>
+      <w:r>
+        <w:t xml:space="preserve">알렉세이: 「아직」이면 얼마나요? 알 수 있게 대충이라도요.</w:t>
+      </w:r>
+    </w:p>
+    <w:p>
+      <w:pPr>
+        <w:pStyle w:val="BodyText"/>
+      </w:pPr>
+      <w:r>
+        <w:t xml:space="preserve">올가: 우리한테 등록, 판매, 그리고 함께 겪은 위기 하나가 생길 때까지요. 그때 보죠.</w:t>
+      </w:r>
+    </w:p>
+    <w:p>
+      <w:pPr>
+        <w:pStyle w:val="BodyText"/>
+      </w:pPr>
+      <w:r>
+        <w:t xml:space="preserve">알렉세이: 그럼 몇 년 뒤겠네요, 그보다 빠르진 않고요.</w:t>
+      </w:r>
+    </w:p>
+    <w:p>
+      <w:pPr>
+        <w:pStyle w:val="BodyText"/>
+      </w:pPr>
+      <w:r>
+        <w:t xml:space="preserve">올가: 그럴지도요. 난 서두르지 않아요. 등록 담당은 말을 천천히 놓아요. 심사관처럼요.</w:t>
+      </w:r>
+    </w:p>
+    <w:p>
+      <w:pPr>
+        <w:pStyle w:val="BodyText"/>
+      </w:pPr>
+      <w:r>
+        <w:t xml:space="preserve">알렉세이: 그쪽 절차에서 질문 세 개를 찾으셨잖아요. 그게 우리한테 나쁜 거예요?</w:t>
+      </w:r>
+    </w:p>
+    <w:p>
+      <w:pPr>
+        <w:pStyle w:val="BodyText"/>
+      </w:pPr>
+      <w:r>
+        <w:t xml:space="preserve">올가: 좋은 거예요. 오늘 우리가 셋을 찾았으니까, 2년 뒤 실사관은 0을 찾을 거예요.</w:t>
+      </w:r>
+    </w:p>
+    <w:p>
+      <w:pPr>
+        <w:pStyle w:val="BodyText"/>
+      </w:pPr>
+      <w:r>
+        <w:t xml:space="preserve">알렉세이: 질문을 보여 드렸을 때 정 팀장님이 우셨어요?</w:t>
+      </w:r>
+    </w:p>
+    <w:p>
+      <w:pPr>
+        <w:pStyle w:val="BodyText"/>
+      </w:pPr>
+      <w:r>
+        <w:t xml:space="preserve">올가: 아니요, 이번엔 안 울었어요. 「짧은 건 정보로」라고 하더니 질문 세 개를 세 줄로 적었어요. 내가 배울 때보다 빨리 배워요. 조금 부럽기까지 해요.</w:t>
       </w:r>
     </w:p>
     <w:bookmarkEnd w:id="37"/>
